--- a/docs/downloads/منوعات/تم/doc_0730.docx
+++ b/docs/downloads/منوعات/تم/doc_0730.docx
@@ -7,87 +7,129 @@
         <w:bidi/>
         <w:jc w:val="center"/>
         <w:rPr>
-          <w:rtl/>
-          <w:lang w:bidi="ar-EG"/>
+          <w:rFonts w:ascii="Sakkal Majalla" w:hAnsi="Sakkal Majalla" w:cs="Sakkal Majalla"/>
+          <w:b/>
+          <w:bCs/>
+          <w:sz w:val="28"/>
+          <w:szCs w:val="28"/>
+          <w:u w:val="single"/>
+          <w:rtl/>
         </w:rPr>
       </w:pPr>
       <w:r>
         <w:rPr>
-          <w:rtl/>
-          <w:lang w:bidi="ar-EG"/>
+          <w:rFonts w:ascii="Sakkal Majalla" w:hAnsi="Sakkal Majalla" w:cs="Sakkal Majalla"/>
+          <w:b/>
+          <w:bCs/>
+          <w:sz w:val="28"/>
+          <w:szCs w:val="28"/>
+          <w:u w:val="single"/>
+          <w:rtl/>
         </w:rPr>
         <w:fldChar w:fldCharType="begin"/>
       </w:r>
       <w:r>
         <w:rPr>
-          <w:rtl/>
-          <w:lang w:bidi="ar-EG"/>
+          <w:rFonts w:ascii="Sakkal Majalla" w:hAnsi="Sakkal Majalla" w:cs="Sakkal Majalla"/>
+          <w:b/>
+          <w:bCs/>
+          <w:sz w:val="28"/>
+          <w:szCs w:val="28"/>
+          <w:u w:val="single"/>
+          <w:rtl/>
         </w:rPr>
         <w:instrText xml:space="preserve"> </w:instrText>
       </w:r>
       <w:r>
         <w:rPr>
-          <w:rFonts w:hint="cs"/>
-          <w:lang w:bidi="ar-EG"/>
+          <w:rFonts w:ascii="Sakkal Majalla" w:hAnsi="Sakkal Majalla" w:cs="Sakkal Majalla"/>
+          <w:b/>
+          <w:bCs/>
+          <w:sz w:val="28"/>
+          <w:szCs w:val="28"/>
+          <w:u w:val="single"/>
         </w:rPr>
         <w:instrText>HYPERLINK</w:instrText>
       </w:r>
       <w:r>
         <w:rPr>
-          <w:rFonts w:hint="cs"/>
-          <w:rtl/>
-          <w:lang w:bidi="ar-EG"/>
+          <w:rFonts w:ascii="Sakkal Majalla" w:hAnsi="Sakkal Majalla" w:cs="Sakkal Majalla"/>
+          <w:b/>
+          <w:bCs/>
+          <w:sz w:val="28"/>
+          <w:szCs w:val="28"/>
+          <w:u w:val="single"/>
+          <w:rtl/>
         </w:rPr>
         <w:instrText xml:space="preserve"> "</w:instrText>
       </w:r>
       <w:r>
         <w:rPr>
-          <w:rFonts w:hint="cs"/>
-          <w:lang w:bidi="ar-EG"/>
-        </w:rPr>
-        <w:instrText>https://www.bibelstudium.de/articles/475/frieden-im-herzen.html</w:instrText>
-      </w:r>
-      <w:r>
-        <w:rPr>
-          <w:rFonts w:hint="cs"/>
-          <w:rtl/>
-          <w:lang w:bidi="ar-EG"/>
-        </w:rPr>
-        <w:instrText>"</w:instrText>
-      </w:r>
-      <w:r>
-        <w:rPr>
-          <w:rtl/>
-          <w:lang w:bidi="ar-EG"/>
-        </w:rPr>
-        <w:instrText xml:space="preserve"> </w:instrText>
-      </w:r>
-      <w:r>
-        <w:rPr>
-          <w:rtl/>
-          <w:lang w:bidi="ar-EG"/>
-        </w:rPr>
-      </w:r>
-      <w:r>
-        <w:rPr>
-          <w:rtl/>
-          <w:lang w:bidi="ar-EG"/>
+          <w:rFonts w:ascii="Sakkal Majalla" w:hAnsi="Sakkal Majalla" w:cs="Sakkal Majalla"/>
+          <w:b/>
+          <w:bCs/>
+          <w:sz w:val="28"/>
+          <w:szCs w:val="28"/>
+          <w:u w:val="single"/>
+        </w:rPr>
+        <w:instrText>https://www.bibelstudium.de/articles/3032/fisch-in-goldener-schale.html</w:instrText>
+      </w:r>
+      <w:r>
+        <w:rPr>
+          <w:rFonts w:ascii="Sakkal Majalla" w:hAnsi="Sakkal Majalla" w:cs="Sakkal Majalla"/>
+          <w:b/>
+          <w:bCs/>
+          <w:sz w:val="28"/>
+          <w:szCs w:val="28"/>
+          <w:u w:val="single"/>
+          <w:rtl/>
+        </w:rPr>
+        <w:instrText xml:space="preserve">" </w:instrText>
+      </w:r>
+      <w:r>
+        <w:rPr>
+          <w:rFonts w:ascii="Sakkal Majalla" w:hAnsi="Sakkal Majalla" w:cs="Sakkal Majalla"/>
+          <w:b/>
+          <w:bCs/>
+          <w:sz w:val="28"/>
+          <w:szCs w:val="28"/>
+          <w:u w:val="single"/>
+          <w:rtl/>
+        </w:rPr>
+      </w:r>
+      <w:r>
+        <w:rPr>
+          <w:rFonts w:ascii="Sakkal Majalla" w:hAnsi="Sakkal Majalla" w:cs="Sakkal Majalla"/>
+          <w:b/>
+          <w:bCs/>
+          <w:sz w:val="28"/>
+          <w:szCs w:val="28"/>
+          <w:u w:val="single"/>
+          <w:rtl/>
         </w:rPr>
         <w:fldChar w:fldCharType="separate"/>
       </w:r>
       <w:r>
         <w:rPr>
           <w:rStyle w:val="Hyperlink"/>
-          <w:rFonts w:hint="cs"/>
-          <w:rtl/>
-          <w:lang w:bidi="ar-EG"/>
-        </w:rPr>
-        <w:t>سلام في القلب</w:t>
-      </w:r>
-      <w:r>
-        <w:rPr>
-          <w:rtl/>
-          <w:lang w:bidi="ar-EG"/>
+          <w:rFonts w:ascii="Sakkal Majalla" w:hAnsi="Sakkal Majalla" w:cs="Sakkal Majalla" w:hint="cs"/>
+          <w:b/>
+          <w:bCs/>
+          <w:sz w:val="28"/>
+          <w:szCs w:val="28"/>
+          <w:rtl/>
+        </w:rPr>
+        <w:t>سمكة في وعاء من ذهب؟</w:t>
+      </w:r>
+      <w:r>
+        <w:rPr>
+          <w:rFonts w:ascii="Sakkal Majalla" w:hAnsi="Sakkal Majalla" w:cs="Sakkal Majalla"/>
+          <w:b/>
+          <w:bCs/>
+          <w:sz w:val="28"/>
+          <w:szCs w:val="28"/>
+          <w:u w:val="single"/>
+          <w:rtl/>
         </w:rPr>
         <w:fldChar w:fldCharType="end"/>
       </w:r>
@@ -97,33 +139,75 @@
         <w:bidi/>
         <w:jc w:val="both"/>
         <w:rPr>
-          <w:rtl/>
-          <w:lang w:bidi="ar-EG"/>
+          <w:rFonts w:ascii="Sakkal Majalla" w:hAnsi="Sakkal Majalla" w:cs="Sakkal Majalla"/>
+          <w:b/>
+          <w:bCs/>
+          <w:sz w:val="28"/>
+          <w:szCs w:val="28"/>
+          <w:rtl/>
         </w:rPr>
       </w:pPr>
-      <w:r>
-        <w:rPr>
-          <w:rFonts w:hint="cs"/>
-          <w:rtl/>
-          <w:lang w:bidi="ar-EG"/>
-        </w:rPr>
-        <w:t>أشعياء 26: 3</w:t>
-      </w:r>
+      <w:proofErr w:type="spellStart"/>
+      <w:r>
+        <w:rPr>
+          <w:rFonts w:ascii="Sakkal Majalla" w:hAnsi="Sakkal Majalla" w:cs="Sakkal Majalla" w:hint="cs"/>
+          <w:b/>
+          <w:bCs/>
+          <w:sz w:val="28"/>
+          <w:szCs w:val="28"/>
+          <w:rtl/>
+        </w:rPr>
+        <w:t>جيريد</w:t>
+      </w:r>
+      <w:proofErr w:type="spellEnd"/>
+      <w:r>
+        <w:rPr>
+          <w:rFonts w:ascii="Sakkal Majalla" w:hAnsi="Sakkal Majalla" w:cs="Sakkal Majalla" w:hint="cs"/>
+          <w:b/>
+          <w:bCs/>
+          <w:sz w:val="28"/>
+          <w:szCs w:val="28"/>
+          <w:rtl/>
+        </w:rPr>
+        <w:t xml:space="preserve"> </w:t>
+      </w:r>
+      <w:proofErr w:type="spellStart"/>
+      <w:r>
+        <w:rPr>
+          <w:rFonts w:ascii="Sakkal Majalla" w:hAnsi="Sakkal Majalla" w:cs="Sakkal Majalla" w:hint="cs"/>
+          <w:b/>
+          <w:bCs/>
+          <w:sz w:val="28"/>
+          <w:szCs w:val="28"/>
+          <w:rtl/>
+        </w:rPr>
+        <w:t>زيتسير</w:t>
+      </w:r>
+      <w:proofErr w:type="spellEnd"/>
     </w:p>
     <w:p>
       <w:pPr>
         <w:bidi/>
         <w:jc w:val="both"/>
         <w:rPr>
-          <w:rtl/>
-          <w:lang w:bidi="ar-EG"/>
+          <w:rFonts w:ascii="Sakkal Majalla" w:hAnsi="Sakkal Majalla" w:cs="Sakkal Majalla"/>
+          <w:b/>
+          <w:bCs/>
+          <w:sz w:val="28"/>
+          <w:szCs w:val="28"/>
+          <w:rtl/>
         </w:rPr>
       </w:pPr>
       <w:r>
         <w:rPr>
-          <w:lang w:bidi="ar-EG"/>
-        </w:rPr>
-        <w:t>E.C. Hadley</w:t>
+          <w:rFonts w:ascii="Sakkal Majalla" w:hAnsi="Sakkal Majalla" w:cs="Sakkal Majalla" w:hint="cs"/>
+          <w:b/>
+          <w:bCs/>
+          <w:sz w:val="28"/>
+          <w:szCs w:val="28"/>
+          <w:rtl/>
+        </w:rPr>
+        <w:t>يوحنا 3: 5</w:t>
       </w:r>
     </w:p>
     <w:p>
@@ -131,230 +215,122 @@
         <w:bidi/>
         <w:jc w:val="both"/>
         <w:rPr>
-          <w:rtl/>
-          <w:lang w:bidi="ar-EG"/>
+          <w:rFonts w:ascii="Sakkal Majalla" w:hAnsi="Sakkal Majalla" w:cs="Sakkal Majalla"/>
+          <w:sz w:val="28"/>
+          <w:szCs w:val="28"/>
+          <w:rtl/>
         </w:rPr>
       </w:pPr>
       <w:r>
         <w:rPr>
-          <w:rFonts w:hint="cs"/>
-          <w:rtl/>
-          <w:lang w:bidi="ar-EG"/>
-        </w:rPr>
-        <w:t>أربع أشياء نحتاجها ليكون لدينا سلام وهدوء للنفس في وسط مصاعب الحياة:</w:t>
+          <w:rFonts w:ascii="Sakkal Majalla" w:hAnsi="Sakkal Majalla" w:cs="Sakkal Majalla" w:hint="cs"/>
+          <w:sz w:val="28"/>
+          <w:szCs w:val="28"/>
+          <w:rtl/>
+        </w:rPr>
+        <w:t>تخيّل نفسك سمكة اصطادوك من الماء ووضعوك في وعاء من ذهب مزيّن بأجمل الورود. عدا عن ذلك يعطّرون الجوّ بأعذب العطور وتُعزف من خلفك موسيقى رائعة. كل شيء مثالي. لكن هل السمكة سعيدة؟</w:t>
       </w:r>
     </w:p>
     <w:p>
       <w:pPr>
-        <w:pStyle w:val="ListParagraph"/>
-        <w:numPr>
-          <w:ilvl w:val="0"/>
-          <w:numId w:val="1"/>
-        </w:numPr>
         <w:bidi/>
         <w:jc w:val="both"/>
         <w:rPr>
-          <w:lang w:bidi="ar-EG"/>
+          <w:rFonts w:ascii="Sakkal Majalla" w:hAnsi="Sakkal Majalla" w:cs="Sakkal Majalla"/>
+          <w:sz w:val="28"/>
+          <w:szCs w:val="28"/>
+          <w:rtl/>
         </w:rPr>
       </w:pPr>
       <w:r>
         <w:rPr>
-          <w:rFonts w:hint="cs"/>
-          <w:rtl/>
-          <w:lang w:bidi="ar-EG"/>
-        </w:rPr>
-        <w:t>أولاً: ثبّت فكرك نحو الرب بوضع ثقتك فيه! "</w:t>
-      </w:r>
-      <w:r>
-        <w:rPr>
-          <w:rtl/>
-          <w:lang w:bidi="ar-EG"/>
-        </w:rPr>
-        <w:t xml:space="preserve">ذُو الرَّأْيِ الْمُمَكَّنِ تَحْفَظُهُ سَالِمًا </w:t>
-      </w:r>
-      <w:proofErr w:type="spellStart"/>
-      <w:r>
-        <w:rPr>
-          <w:rtl/>
-          <w:lang w:bidi="ar-EG"/>
-        </w:rPr>
-        <w:t>سَالِمًا</w:t>
-      </w:r>
-      <w:proofErr w:type="spellEnd"/>
-      <w:r>
-        <w:rPr>
-          <w:rtl/>
-          <w:lang w:bidi="ar-EG"/>
-        </w:rPr>
-        <w:t>، لأَنَّهُ عَلَيْكَ مُتَوَكِّلٌ.</w:t>
-      </w:r>
-      <w:r>
-        <w:rPr>
-          <w:rFonts w:hint="cs"/>
-          <w:rtl/>
-          <w:lang w:bidi="ar-EG"/>
-        </w:rPr>
-        <w:t>" (أشعياء 26: 3).</w:t>
+          <w:rFonts w:ascii="Sakkal Majalla" w:hAnsi="Sakkal Majalla" w:cs="Sakkal Majalla" w:hint="cs"/>
+          <w:sz w:val="28"/>
+          <w:szCs w:val="28"/>
+          <w:rtl/>
+        </w:rPr>
+        <w:t>بالطبع لا. ولِمَ لا؟ لأنها ليست في عنصر حياتها. فما يُقدّم لها لا يتفق مع طبيعتها.</w:t>
       </w:r>
     </w:p>
     <w:p>
       <w:pPr>
-        <w:pStyle w:val="ListParagraph"/>
-        <w:numPr>
-          <w:ilvl w:val="0"/>
-          <w:numId w:val="1"/>
-        </w:numPr>
         <w:bidi/>
         <w:jc w:val="both"/>
         <w:rPr>
-          <w:lang w:bidi="ar-EG"/>
+          <w:rFonts w:ascii="Sakkal Majalla" w:hAnsi="Sakkal Majalla" w:cs="Sakkal Majalla"/>
+          <w:sz w:val="28"/>
+          <w:szCs w:val="28"/>
+          <w:rtl/>
         </w:rPr>
       </w:pPr>
       <w:r>
         <w:rPr>
-          <w:rFonts w:hint="cs"/>
-          <w:rtl/>
-          <w:lang w:bidi="ar-EG"/>
-        </w:rPr>
-        <w:t>ثانيًا استمر في تواصلك مع الله بالصلاة: "</w:t>
-      </w:r>
-      <w:r>
-        <w:rPr>
-          <w:rtl/>
-          <w:lang w:bidi="ar-EG"/>
-        </w:rPr>
-        <w:t xml:space="preserve"> لاَ تَهْتَمُّوا بِشَيْءٍ، بَلْ فِي كُلِّ شَيْءٍ بِالصَّلاَةِ وَالدُّعَاءِ مَعَ الشُّكْرِ، لِتُعْلَمْ طِلْبَاتُكُمْ لَدَى اللهِ. وَسَلاَمُ اللهِ الَّذِي يَفُوقُ كُلَّ عَقْل، يَحْفَظُ قُلُوبَكُمْ وَأَفْكَارَكُمْ فِي الْمَسِيحِ يَسُوعَ.</w:t>
-      </w:r>
-      <w:r>
-        <w:rPr>
-          <w:rFonts w:hint="cs"/>
-          <w:rtl/>
-          <w:lang w:bidi="ar-EG"/>
-        </w:rPr>
-        <w:t>" (فيلبي 4: 6، 7).</w:t>
+          <w:rFonts w:ascii="Sakkal Majalla" w:hAnsi="Sakkal Majalla" w:cs="Sakkal Majalla" w:hint="cs"/>
+          <w:sz w:val="28"/>
+          <w:szCs w:val="28"/>
+          <w:rtl/>
+        </w:rPr>
+        <w:t xml:space="preserve">وهل تعلم؟ الخاطئ سيكون حاله في السماء مثلها تمامًا. من المؤكد بأن الخطاة لن يدخلوا السماء بخطاياهم. ولكن إن وصلوا إلى هناك </w:t>
+      </w:r>
+      <w:r>
+        <w:rPr>
+          <w:rFonts w:ascii="Sakkal Majalla" w:hAnsi="Sakkal Majalla" w:cs="Sakkal Majalla"/>
+          <w:sz w:val="28"/>
+          <w:szCs w:val="28"/>
+          <w:rtl/>
+        </w:rPr>
+        <w:t>–</w:t>
+      </w:r>
+      <w:r>
+        <w:rPr>
+          <w:rFonts w:ascii="Sakkal Majalla" w:hAnsi="Sakkal Majalla" w:cs="Sakkal Majalla" w:hint="cs"/>
+          <w:sz w:val="28"/>
+          <w:szCs w:val="28"/>
+          <w:rtl/>
+        </w:rPr>
+        <w:t xml:space="preserve"> ماذا كانوا سيريدونه هناك؟ إنهم سيشعرون براحة مثل السمكة في وعائها الذهبي.</w:t>
       </w:r>
     </w:p>
     <w:p>
       <w:pPr>
-        <w:pStyle w:val="ListParagraph"/>
-        <w:numPr>
-          <w:ilvl w:val="0"/>
-          <w:numId w:val="1"/>
-        </w:numPr>
         <w:bidi/>
         <w:jc w:val="both"/>
         <w:rPr>
-          <w:lang w:bidi="ar-EG"/>
+          <w:rFonts w:ascii="Sakkal Majalla" w:hAnsi="Sakkal Majalla" w:cs="Sakkal Majalla"/>
+          <w:sz w:val="28"/>
+          <w:szCs w:val="28"/>
+          <w:rtl/>
         </w:rPr>
       </w:pPr>
       <w:r>
         <w:rPr>
-          <w:rFonts w:hint="cs"/>
-          <w:rtl/>
-          <w:lang w:bidi="ar-EG"/>
-        </w:rPr>
-        <w:t>ثالثًا: تعمّق في تأمّلك في كلمته: "</w:t>
-      </w:r>
-      <w:r>
-        <w:rPr>
-          <w:rtl/>
-          <w:lang w:bidi="ar-EG"/>
-        </w:rPr>
-        <w:t xml:space="preserve"> قَدْ كَلَّمْتُكُمْ بِهذَا لِيَكُونَ لَكُمْ فِيَّ سَلاَمٌ. فِي الْعَالَمِ سَيَكُونُ لَكُمْ ضِيقٌ، وَلكِنْ ثِقُوا: أَنَا قَدْ غَلَبْتُ الْعَالَمَ».</w:t>
-      </w:r>
-      <w:r>
-        <w:rPr>
-          <w:rFonts w:hint="cs"/>
-          <w:rtl/>
-          <w:lang w:bidi="ar-EG"/>
-        </w:rPr>
-        <w:t>" (يوحنا 16: 33). "</w:t>
-      </w:r>
-      <w:r>
-        <w:rPr>
-          <w:rtl/>
-          <w:lang w:bidi="ar-EG"/>
-        </w:rPr>
-        <w:t xml:space="preserve">سَلاَمَةٌ جَزِيلَةٌ لِمُحِبِّي شَرِيعَتِكَ، وَلَيْسَ لَهُمْ </w:t>
-      </w:r>
-      <w:proofErr w:type="spellStart"/>
-      <w:r>
-        <w:rPr>
-          <w:rtl/>
-          <w:lang w:bidi="ar-EG"/>
-        </w:rPr>
-        <w:t>مَعْثَرَةٌ</w:t>
-      </w:r>
-      <w:proofErr w:type="spellEnd"/>
-      <w:r>
-        <w:rPr>
-          <w:rtl/>
-          <w:lang w:bidi="ar-EG"/>
-        </w:rPr>
-        <w:t>.</w:t>
-      </w:r>
-      <w:r>
-        <w:rPr>
-          <w:rFonts w:hint="cs"/>
-          <w:rtl/>
-          <w:lang w:bidi="ar-EG"/>
-        </w:rPr>
-        <w:t>" (مزمور 119: 165).</w:t>
+          <w:rFonts w:ascii="Sakkal Majalla" w:hAnsi="Sakkal Majalla" w:cs="Sakkal Majalla" w:hint="cs"/>
+          <w:sz w:val="28"/>
+          <w:szCs w:val="28"/>
+          <w:rtl/>
+        </w:rPr>
+        <w:t>إن ما يحتاجه الإنسان هو طبيعة جديدة: "ينبغي أن تولدوا ثانية"، يقول الرب يسوع المسيح.</w:t>
       </w:r>
     </w:p>
     <w:p>
       <w:pPr>
-        <w:pStyle w:val="ListParagraph"/>
-        <w:numPr>
-          <w:ilvl w:val="0"/>
-          <w:numId w:val="1"/>
-        </w:numPr>
         <w:bidi/>
-        <w:jc w:val="both"/>
-        <w:rPr>
-          <w:rFonts w:hint="cs"/>
-          <w:rtl/>
-          <w:lang w:bidi="ar-EG"/>
+        <w:jc w:val="center"/>
+        <w:rPr>
+          <w:rFonts w:ascii="Sakkal Majalla" w:hAnsi="Sakkal Majalla" w:cs="Sakkal Majalla"/>
+          <w:sz w:val="28"/>
+          <w:szCs w:val="28"/>
+          <w:rtl/>
         </w:rPr>
       </w:pPr>
       <w:r>
         <w:rPr>
-          <w:rFonts w:hint="cs"/>
-          <w:rtl/>
-          <w:lang w:bidi="ar-EG"/>
-        </w:rPr>
-        <w:t>رابعًا: سلّم لله إرادتك واعبر الامتحان وأنت في انسجام معه. "</w:t>
-      </w:r>
-      <w:r>
-        <w:rPr>
-          <w:rtl/>
-          <w:lang w:bidi="ar-EG"/>
-        </w:rPr>
-        <w:t xml:space="preserve"> وَلكِنَّ كُلَّ تَأْدِيبٍ فِي الْحَاضِرِ لاَ يُرَى أَنَّهُ </w:t>
-      </w:r>
-      <w:proofErr w:type="gramStart"/>
-      <w:r>
-        <w:rPr>
-          <w:rtl/>
-          <w:lang w:bidi="ar-EG"/>
-        </w:rPr>
-        <w:t>لِلْفَرَحِ</w:t>
-      </w:r>
-      <w:proofErr w:type="gramEnd"/>
-      <w:r>
-        <w:rPr>
-          <w:rtl/>
-          <w:lang w:bidi="ar-EG"/>
-        </w:rPr>
-        <w:t xml:space="preserve"> بَلْ لِلْحَزَنِ. وَأَمَّا أَخِيرًا فَيُعْطِي الَّذِينَ يَتَدَرَّبُونَ بِهِ ثَمَرَ بِرّ لِلسَّلاَمِ.</w:t>
-      </w:r>
-      <w:r>
-        <w:rPr>
-          <w:rFonts w:hint="cs"/>
-          <w:rtl/>
-          <w:lang w:bidi="ar-EG"/>
-        </w:rPr>
-        <w:t>" (عبرانيين 12: 11).</w:t>
+          <w:rFonts w:ascii="Sakkal Majalla" w:hAnsi="Sakkal Majalla" w:cs="Sakkal Majalla" w:hint="cs"/>
+          <w:sz w:val="28"/>
+          <w:szCs w:val="28"/>
+          <w:rtl/>
+        </w:rPr>
+        <w:t>- تم -</w:t>
       </w:r>
     </w:p>
     <w:sectPr>
@@ -367,111 +343,14 @@
 </w:document>
 </file>
 
-<file path=word/numbering.xml><?xml version="1.0" encoding="utf-8"?>
-<w:numbering xmlns:wpc="http://schemas.microsoft.com/office/word/2010/wordprocessingCanvas" xmlns:cx="http://schemas.microsoft.com/office/drawing/2014/chartex" xmlns:cx1="http://schemas.microsoft.com/office/drawing/2015/9/8/chartex" xmlns:cx2="http://schemas.microsoft.com/office/drawing/2015/10/21/chartex" xmlns:cx3="http://schemas.microsoft.com/office/drawing/2016/5/9/chartex" xmlns:cx4="http://schemas.microsoft.com/office/drawing/2016/5/10/chartex" xmlns:cx5="http://schemas.microsoft.com/office/drawing/2016/5/11/chartex" xmlns:cx6="http://schemas.microsoft.com/office/drawing/2016/5/12/chartex" xmlns:cx7="http://schemas.microsoft.com/office/drawing/2016/5/13/chartex" xmlns:cx8="http://schemas.microsoft.com/office/drawing/2016/5/14/chartex" xmlns:mc="http://schemas.openxmlformats.org/markup-compatibility/2006" xmlns:aink="http://schemas.microsoft.com/office/drawing/2016/ink" xmlns:am3d="http://schemas.microsoft.com/office/drawing/2017/model3d" xmlns:o="urn:schemas-microsoft-com:office:office" xmlns:r="http://schemas.openxmlformats.org/officeDocument/2006/relationships" xmlns:m="http://schemas.openxmlformats.org/officeDocument/2006/math" xmlns:v="urn:schemas-microsoft-com:vml" xmlns:wp14="http://schemas.microsoft.com/office/word/2010/wordprocessingDrawing" xmlns:wp="http://schemas.openxmlformats.org/drawingml/2006/wordprocessingDrawing" xmlns:w10="urn:schemas-microsoft-com:office:word" xmlns:w="http://schemas.openxmlformats.org/wordprocessingml/2006/main" xmlns:w14="http://schemas.microsoft.com/office/word/2010/wordml" xmlns:w15="http://schemas.microsoft.com/office/word/2012/wordml" xmlns:w16cex="http://schemas.microsoft.com/office/word/2018/wordml/cex" xmlns:w16cid="http://schemas.microsoft.com/office/word/2016/wordml/cid" xmlns:w16="http://schemas.microsoft.com/office/word/2018/wordml" xmlns:w16se="http://schemas.microsoft.com/office/word/2015/wordml/symex" xmlns:wpg="http://schemas.microsoft.com/office/word/2010/wordprocessingGroup" xmlns:wpi="http://schemas.microsoft.com/office/word/2010/wordprocessingInk" xmlns:wne="http://schemas.microsoft.com/office/word/2006/wordml" xmlns:wps="http://schemas.microsoft.com/office/word/2010/wordprocessingShape" mc:Ignorable="w14 w15 w16se w16cid w16 w16cex wp14">
-  <w:abstractNum w:abstractNumId="0" w15:restartNumberingAfterBreak="0">
-    <w:nsid w:val="3FDA3F33"/>
-    <w:multiLevelType w:val="hybridMultilevel"/>
-    <w:tmpl w:val="E9CCDB6A"/>
-    <w:lvl w:ilvl="0" w:tplc="2000000F">
-      <w:start w:val="1"/>
-      <w:numFmt w:val="decimal"/>
-      <w:lvlText w:val="%1."/>
-      <w:lvlJc w:val="left"/>
-      <w:pPr>
-        <w:ind w:left="720" w:hanging="360"/>
-      </w:pPr>
-      <w:rPr>
-        <w:rFonts w:hint="default"/>
-      </w:rPr>
-    </w:lvl>
-    <w:lvl w:ilvl="1" w:tplc="20000019" w:tentative="1">
-      <w:start w:val="1"/>
-      <w:numFmt w:val="lowerLetter"/>
-      <w:lvlText w:val="%2."/>
-      <w:lvlJc w:val="left"/>
-      <w:pPr>
-        <w:ind w:left="1440" w:hanging="360"/>
-      </w:pPr>
-    </w:lvl>
-    <w:lvl w:ilvl="2" w:tplc="2000001B" w:tentative="1">
-      <w:start w:val="1"/>
-      <w:numFmt w:val="lowerRoman"/>
-      <w:lvlText w:val="%3."/>
-      <w:lvlJc w:val="right"/>
-      <w:pPr>
-        <w:ind w:left="2160" w:hanging="180"/>
-      </w:pPr>
-    </w:lvl>
-    <w:lvl w:ilvl="3" w:tplc="2000000F" w:tentative="1">
-      <w:start w:val="1"/>
-      <w:numFmt w:val="decimal"/>
-      <w:lvlText w:val="%4."/>
-      <w:lvlJc w:val="left"/>
-      <w:pPr>
-        <w:ind w:left="2880" w:hanging="360"/>
-      </w:pPr>
-    </w:lvl>
-    <w:lvl w:ilvl="4" w:tplc="20000019" w:tentative="1">
-      <w:start w:val="1"/>
-      <w:numFmt w:val="lowerLetter"/>
-      <w:lvlText w:val="%5."/>
-      <w:lvlJc w:val="left"/>
-      <w:pPr>
-        <w:ind w:left="3600" w:hanging="360"/>
-      </w:pPr>
-    </w:lvl>
-    <w:lvl w:ilvl="5" w:tplc="2000001B" w:tentative="1">
-      <w:start w:val="1"/>
-      <w:numFmt w:val="lowerRoman"/>
-      <w:lvlText w:val="%6."/>
-      <w:lvlJc w:val="right"/>
-      <w:pPr>
-        <w:ind w:left="4320" w:hanging="180"/>
-      </w:pPr>
-    </w:lvl>
-    <w:lvl w:ilvl="6" w:tplc="2000000F" w:tentative="1">
-      <w:start w:val="1"/>
-      <w:numFmt w:val="decimal"/>
-      <w:lvlText w:val="%7."/>
-      <w:lvlJc w:val="left"/>
-      <w:pPr>
-        <w:ind w:left="5040" w:hanging="360"/>
-      </w:pPr>
-    </w:lvl>
-    <w:lvl w:ilvl="7" w:tplc="20000019" w:tentative="1">
-      <w:start w:val="1"/>
-      <w:numFmt w:val="lowerLetter"/>
-      <w:lvlText w:val="%8."/>
-      <w:lvlJc w:val="left"/>
-      <w:pPr>
-        <w:ind w:left="5760" w:hanging="360"/>
-      </w:pPr>
-    </w:lvl>
-    <w:lvl w:ilvl="8" w:tplc="2000001B" w:tentative="1">
-      <w:start w:val="1"/>
-      <w:numFmt w:val="lowerRoman"/>
-      <w:lvlText w:val="%9."/>
-      <w:lvlJc w:val="right"/>
-      <w:pPr>
-        <w:ind w:left="6480" w:hanging="180"/>
-      </w:pPr>
-    </w:lvl>
-  </w:abstractNum>
-  <w:num w:numId="1">
-    <w:abstractNumId w:val="0"/>
-  </w:num>
-</w:numbering>
-</file>
-
 <file path=word/styles.xml><?xml version="1.0" encoding="utf-8"?>
 <w:styles xmlns:mc="http://schemas.openxmlformats.org/markup-compatibility/2006" xmlns:r="http://schemas.openxmlformats.org/officeDocument/2006/relationships" xmlns:w="http://schemas.openxmlformats.org/wordprocessingml/2006/main" xmlns:w14="http://schemas.microsoft.com/office/word/2010/wordml" xmlns:w15="http://schemas.microsoft.com/office/word/2012/wordml" xmlns:w16cex="http://schemas.microsoft.com/office/word/2018/wordml/cex" xmlns:w16cid="http://schemas.microsoft.com/office/word/2016/wordml/cid" xmlns:w16="http://schemas.microsoft.com/office/word/2018/wordml" xmlns:w16se="http://schemas.microsoft.com/office/word/2015/wordml/symex" mc:Ignorable="w14 w15 w16se w16cid w16 w16cex">
   <w:docDefaults>
     <w:rPrDefault>
       <w:rPr>
-        <w:rFonts w:ascii="Sakkal Majalla" w:eastAsiaTheme="minorHAnsi" w:hAnsi="Sakkal Majalla" w:cs="Sakkal Majalla"/>
-        <w:sz w:val="28"/>
-        <w:szCs w:val="28"/>
+        <w:rFonts w:asciiTheme="minorHAnsi" w:eastAsiaTheme="minorHAnsi" w:hAnsiTheme="minorHAnsi" w:cstheme="minorBidi"/>
+        <w:sz w:val="22"/>
+        <w:szCs w:val="22"/>
         <w:lang w:val="en-IL" w:eastAsia="en-US" w:bidi="ar-SA"/>
       </w:rPr>
     </w:rPrDefault>
@@ -862,6 +741,9 @@
   <w:style w:type="paragraph" w:default="1" w:styleId="Normal">
     <w:name w:val="Normal"/>
     <w:qFormat/>
+    <w:rPr>
+      <w:lang w:bidi="ar-EG"/>
+    </w:rPr>
   </w:style>
   <w:style w:type="character" w:default="1" w:styleId="DefaultParagraphFont">
     <w:name w:val="Default Paragraph Font"/>
@@ -895,7 +777,7 @@
     <w:basedOn w:val="DefaultParagraphFont"/>
     <w:uiPriority w:val="99"/>
     <w:unhideWhenUsed/>
-    <w:rsid w:val="00CD02BE"/>
+    <w:rsid w:val="00C669DA"/>
     <w:rPr>
       <w:color w:val="0563C1" w:themeColor="hyperlink"/>
       <w:u w:val="single"/>
@@ -907,22 +789,11 @@
     <w:uiPriority w:val="99"/>
     <w:semiHidden/>
     <w:unhideWhenUsed/>
-    <w:rsid w:val="00CD02BE"/>
+    <w:rsid w:val="00C669DA"/>
     <w:rPr>
       <w:color w:val="605E5C"/>
       <w:shd w:val="clear" w:color="auto" w:fill="E1DFDD"/>
     </w:rPr>
-  </w:style>
-  <w:style w:type="paragraph" w:styleId="ListParagraph">
-    <w:name w:val="List Paragraph"/>
-    <w:basedOn w:val="Normal"/>
-    <w:uiPriority w:val="34"/>
-    <w:qFormat/>
-    <w:rsid w:val="00CD02BE"/>
-    <w:pPr>
-      <w:ind w:left="720"/>
-      <w:contextualSpacing/>
-    </w:pPr>
   </w:style>
 </w:styles>
 </file>

--- a/docs/downloads/منوعات/تم/doc_0730.docx
+++ b/docs/downloads/منوعات/تم/doc_0730.docx
@@ -7,129 +7,87 @@
         <w:bidi/>
         <w:jc w:val="center"/>
         <w:rPr>
-          <w:rFonts w:ascii="Sakkal Majalla" w:hAnsi="Sakkal Majalla" w:cs="Sakkal Majalla"/>
-          <w:b/>
-          <w:bCs/>
-          <w:sz w:val="28"/>
-          <w:szCs w:val="28"/>
-          <w:u w:val="single"/>
-          <w:rtl/>
-        </w:rPr>
-      </w:pPr>
-      <w:r>
-        <w:rPr>
-          <w:rFonts w:ascii="Sakkal Majalla" w:hAnsi="Sakkal Majalla" w:cs="Sakkal Majalla"/>
-          <w:b/>
-          <w:bCs/>
-          <w:sz w:val="28"/>
-          <w:szCs w:val="28"/>
-          <w:u w:val="single"/>
-          <w:rtl/>
+          <w:rtl/>
+          <w:lang w:bidi="ar-EG"/>
+        </w:rPr>
+      </w:pPr>
+      <w:r>
+        <w:rPr>
+          <w:rtl/>
+          <w:lang w:bidi="ar-EG"/>
         </w:rPr>
         <w:fldChar w:fldCharType="begin"/>
       </w:r>
       <w:r>
         <w:rPr>
-          <w:rFonts w:ascii="Sakkal Majalla" w:hAnsi="Sakkal Majalla" w:cs="Sakkal Majalla"/>
-          <w:b/>
-          <w:bCs/>
-          <w:sz w:val="28"/>
-          <w:szCs w:val="28"/>
-          <w:u w:val="single"/>
-          <w:rtl/>
+          <w:rtl/>
+          <w:lang w:bidi="ar-EG"/>
         </w:rPr>
         <w:instrText xml:space="preserve"> </w:instrText>
       </w:r>
       <w:r>
         <w:rPr>
-          <w:rFonts w:ascii="Sakkal Majalla" w:hAnsi="Sakkal Majalla" w:cs="Sakkal Majalla"/>
-          <w:b/>
-          <w:bCs/>
-          <w:sz w:val="28"/>
-          <w:szCs w:val="28"/>
-          <w:u w:val="single"/>
+          <w:rFonts w:hint="cs"/>
+          <w:lang w:bidi="ar-EG"/>
         </w:rPr>
         <w:instrText>HYPERLINK</w:instrText>
       </w:r>
       <w:r>
         <w:rPr>
-          <w:rFonts w:ascii="Sakkal Majalla" w:hAnsi="Sakkal Majalla" w:cs="Sakkal Majalla"/>
-          <w:b/>
-          <w:bCs/>
-          <w:sz w:val="28"/>
-          <w:szCs w:val="28"/>
-          <w:u w:val="single"/>
-          <w:rtl/>
+          <w:rFonts w:hint="cs"/>
+          <w:rtl/>
+          <w:lang w:bidi="ar-EG"/>
         </w:rPr>
         <w:instrText xml:space="preserve"> "</w:instrText>
       </w:r>
       <w:r>
         <w:rPr>
-          <w:rFonts w:ascii="Sakkal Majalla" w:hAnsi="Sakkal Majalla" w:cs="Sakkal Majalla"/>
-          <w:b/>
-          <w:bCs/>
-          <w:sz w:val="28"/>
-          <w:szCs w:val="28"/>
-          <w:u w:val="single"/>
-        </w:rPr>
-        <w:instrText>https://www.bibelstudium.de/articles/3032/fisch-in-goldener-schale.html</w:instrText>
-      </w:r>
-      <w:r>
-        <w:rPr>
-          <w:rFonts w:ascii="Sakkal Majalla" w:hAnsi="Sakkal Majalla" w:cs="Sakkal Majalla"/>
-          <w:b/>
-          <w:bCs/>
-          <w:sz w:val="28"/>
-          <w:szCs w:val="28"/>
-          <w:u w:val="single"/>
-          <w:rtl/>
-        </w:rPr>
-        <w:instrText xml:space="preserve">" </w:instrText>
-      </w:r>
-      <w:r>
-        <w:rPr>
-          <w:rFonts w:ascii="Sakkal Majalla" w:hAnsi="Sakkal Majalla" w:cs="Sakkal Majalla"/>
-          <w:b/>
-          <w:bCs/>
-          <w:sz w:val="28"/>
-          <w:szCs w:val="28"/>
-          <w:u w:val="single"/>
-          <w:rtl/>
-        </w:rPr>
-      </w:r>
-      <w:r>
-        <w:rPr>
-          <w:rFonts w:ascii="Sakkal Majalla" w:hAnsi="Sakkal Majalla" w:cs="Sakkal Majalla"/>
-          <w:b/>
-          <w:bCs/>
-          <w:sz w:val="28"/>
-          <w:szCs w:val="28"/>
-          <w:u w:val="single"/>
-          <w:rtl/>
+          <w:rFonts w:hint="cs"/>
+          <w:lang w:bidi="ar-EG"/>
+        </w:rPr>
+        <w:instrText>https://www.bibelstudium.de/articles/475/frieden-im-herzen.html</w:instrText>
+      </w:r>
+      <w:r>
+        <w:rPr>
+          <w:rFonts w:hint="cs"/>
+          <w:rtl/>
+          <w:lang w:bidi="ar-EG"/>
+        </w:rPr>
+        <w:instrText>"</w:instrText>
+      </w:r>
+      <w:r>
+        <w:rPr>
+          <w:rtl/>
+          <w:lang w:bidi="ar-EG"/>
+        </w:rPr>
+        <w:instrText xml:space="preserve"> </w:instrText>
+      </w:r>
+      <w:r>
+        <w:rPr>
+          <w:rtl/>
+          <w:lang w:bidi="ar-EG"/>
+        </w:rPr>
+      </w:r>
+      <w:r>
+        <w:rPr>
+          <w:rtl/>
+          <w:lang w:bidi="ar-EG"/>
         </w:rPr>
         <w:fldChar w:fldCharType="separate"/>
       </w:r>
       <w:r>
         <w:rPr>
           <w:rStyle w:val="Hyperlink"/>
-          <w:rFonts w:ascii="Sakkal Majalla" w:hAnsi="Sakkal Majalla" w:cs="Sakkal Majalla" w:hint="cs"/>
-          <w:b/>
-          <w:bCs/>
-          <w:sz w:val="28"/>
-          <w:szCs w:val="28"/>
-          <w:rtl/>
-        </w:rPr>
-        <w:t>سمكة في وعاء من ذهب؟</w:t>
-      </w:r>
-      <w:r>
-        <w:rPr>
-          <w:rFonts w:ascii="Sakkal Majalla" w:hAnsi="Sakkal Majalla" w:cs="Sakkal Majalla"/>
-          <w:b/>
-          <w:bCs/>
-          <w:sz w:val="28"/>
-          <w:szCs w:val="28"/>
-          <w:u w:val="single"/>
-          <w:rtl/>
+          <w:rFonts w:hint="cs"/>
+          <w:rtl/>
+          <w:lang w:bidi="ar-EG"/>
+        </w:rPr>
+        <w:t>سلام في القلب</w:t>
+      </w:r>
+      <w:r>
+        <w:rPr>
+          <w:rtl/>
+          <w:lang w:bidi="ar-EG"/>
         </w:rPr>
         <w:fldChar w:fldCharType="end"/>
       </w:r>
@@ -139,75 +97,33 @@
         <w:bidi/>
         <w:jc w:val="both"/>
         <w:rPr>
-          <w:rFonts w:ascii="Sakkal Majalla" w:hAnsi="Sakkal Majalla" w:cs="Sakkal Majalla"/>
-          <w:b/>
-          <w:bCs/>
-          <w:sz w:val="28"/>
-          <w:szCs w:val="28"/>
-          <w:rtl/>
-        </w:rPr>
-      </w:pPr>
-      <w:proofErr w:type="spellStart"/>
-      <w:r>
-        <w:rPr>
-          <w:rFonts w:ascii="Sakkal Majalla" w:hAnsi="Sakkal Majalla" w:cs="Sakkal Majalla" w:hint="cs"/>
-          <w:b/>
-          <w:bCs/>
-          <w:sz w:val="28"/>
-          <w:szCs w:val="28"/>
-          <w:rtl/>
-        </w:rPr>
-        <w:t>جيريد</w:t>
-      </w:r>
-      <w:proofErr w:type="spellEnd"/>
-      <w:r>
-        <w:rPr>
-          <w:rFonts w:ascii="Sakkal Majalla" w:hAnsi="Sakkal Majalla" w:cs="Sakkal Majalla" w:hint="cs"/>
-          <w:b/>
-          <w:bCs/>
-          <w:sz w:val="28"/>
-          <w:szCs w:val="28"/>
-          <w:rtl/>
-        </w:rPr>
-        <w:t xml:space="preserve"> </w:t>
-      </w:r>
-      <w:proofErr w:type="spellStart"/>
-      <w:r>
-        <w:rPr>
-          <w:rFonts w:ascii="Sakkal Majalla" w:hAnsi="Sakkal Majalla" w:cs="Sakkal Majalla" w:hint="cs"/>
-          <w:b/>
-          <w:bCs/>
-          <w:sz w:val="28"/>
-          <w:szCs w:val="28"/>
-          <w:rtl/>
-        </w:rPr>
-        <w:t>زيتسير</w:t>
-      </w:r>
-      <w:proofErr w:type="spellEnd"/>
+          <w:rtl/>
+          <w:lang w:bidi="ar-EG"/>
+        </w:rPr>
+      </w:pPr>
+      <w:r>
+        <w:rPr>
+          <w:rFonts w:hint="cs"/>
+          <w:rtl/>
+          <w:lang w:bidi="ar-EG"/>
+        </w:rPr>
+        <w:t>أشعياء 26: 3</w:t>
+      </w:r>
     </w:p>
     <w:p>
       <w:pPr>
         <w:bidi/>
         <w:jc w:val="both"/>
         <w:rPr>
-          <w:rFonts w:ascii="Sakkal Majalla" w:hAnsi="Sakkal Majalla" w:cs="Sakkal Majalla"/>
-          <w:b/>
-          <w:bCs/>
-          <w:sz w:val="28"/>
-          <w:szCs w:val="28"/>
-          <w:rtl/>
-        </w:rPr>
-      </w:pPr>
-      <w:r>
-        <w:rPr>
-          <w:rFonts w:ascii="Sakkal Majalla" w:hAnsi="Sakkal Majalla" w:cs="Sakkal Majalla" w:hint="cs"/>
-          <w:b/>
-          <w:bCs/>
-          <w:sz w:val="28"/>
-          <w:szCs w:val="28"/>
-          <w:rtl/>
-        </w:rPr>
-        <w:t>يوحنا 3: 5</w:t>
+          <w:rtl/>
+          <w:lang w:bidi="ar-EG"/>
+        </w:rPr>
+      </w:pPr>
+      <w:r>
+        <w:rPr>
+          <w:lang w:bidi="ar-EG"/>
+        </w:rPr>
+        <w:t>E.C. Hadley</w:t>
       </w:r>
     </w:p>
     <w:p>
@@ -215,122 +131,230 @@
         <w:bidi/>
         <w:jc w:val="both"/>
         <w:rPr>
-          <w:rFonts w:ascii="Sakkal Majalla" w:hAnsi="Sakkal Majalla" w:cs="Sakkal Majalla"/>
-          <w:sz w:val="28"/>
-          <w:szCs w:val="28"/>
-          <w:rtl/>
-        </w:rPr>
-      </w:pPr>
-      <w:r>
-        <w:rPr>
-          <w:rFonts w:ascii="Sakkal Majalla" w:hAnsi="Sakkal Majalla" w:cs="Sakkal Majalla" w:hint="cs"/>
-          <w:sz w:val="28"/>
-          <w:szCs w:val="28"/>
-          <w:rtl/>
-        </w:rPr>
-        <w:t>تخيّل نفسك سمكة اصطادوك من الماء ووضعوك في وعاء من ذهب مزيّن بأجمل الورود. عدا عن ذلك يعطّرون الجوّ بأعذب العطور وتُعزف من خلفك موسيقى رائعة. كل شيء مثالي. لكن هل السمكة سعيدة؟</w:t>
+          <w:rtl/>
+          <w:lang w:bidi="ar-EG"/>
+        </w:rPr>
+      </w:pPr>
+      <w:r>
+        <w:rPr>
+          <w:rFonts w:hint="cs"/>
+          <w:rtl/>
+          <w:lang w:bidi="ar-EG"/>
+        </w:rPr>
+        <w:t>أربع أشياء نحتاجها ليكون لدينا سلام وهدوء للنفس في وسط مصاعب الحياة:</w:t>
       </w:r>
     </w:p>
     <w:p>
       <w:pPr>
+        <w:pStyle w:val="ListParagraph"/>
+        <w:numPr>
+          <w:ilvl w:val="0"/>
+          <w:numId w:val="1"/>
+        </w:numPr>
         <w:bidi/>
         <w:jc w:val="both"/>
         <w:rPr>
-          <w:rFonts w:ascii="Sakkal Majalla" w:hAnsi="Sakkal Majalla" w:cs="Sakkal Majalla"/>
-          <w:sz w:val="28"/>
-          <w:szCs w:val="28"/>
-          <w:rtl/>
-        </w:rPr>
-      </w:pPr>
-      <w:r>
-        <w:rPr>
-          <w:rFonts w:ascii="Sakkal Majalla" w:hAnsi="Sakkal Majalla" w:cs="Sakkal Majalla" w:hint="cs"/>
-          <w:sz w:val="28"/>
-          <w:szCs w:val="28"/>
-          <w:rtl/>
-        </w:rPr>
-        <w:t>بالطبع لا. ولِمَ لا؟ لأنها ليست في عنصر حياتها. فما يُقدّم لها لا يتفق مع طبيعتها.</w:t>
+          <w:lang w:bidi="ar-EG"/>
+        </w:rPr>
+      </w:pPr>
+      <w:r>
+        <w:rPr>
+          <w:rFonts w:hint="cs"/>
+          <w:rtl/>
+          <w:lang w:bidi="ar-EG"/>
+        </w:rPr>
+        <w:t>أولاً: ثبّت فكرك نحو الرب بوضع ثقتك فيه! "</w:t>
+      </w:r>
+      <w:r>
+        <w:rPr>
+          <w:rtl/>
+          <w:lang w:bidi="ar-EG"/>
+        </w:rPr>
+        <w:t xml:space="preserve">ذُو الرَّأْيِ الْمُمَكَّنِ تَحْفَظُهُ سَالِمًا </w:t>
+      </w:r>
+      <w:proofErr w:type="spellStart"/>
+      <w:r>
+        <w:rPr>
+          <w:rtl/>
+          <w:lang w:bidi="ar-EG"/>
+        </w:rPr>
+        <w:t>سَالِمًا</w:t>
+      </w:r>
+      <w:proofErr w:type="spellEnd"/>
+      <w:r>
+        <w:rPr>
+          <w:rtl/>
+          <w:lang w:bidi="ar-EG"/>
+        </w:rPr>
+        <w:t>، لأَنَّهُ عَلَيْكَ مُتَوَكِّلٌ.</w:t>
+      </w:r>
+      <w:r>
+        <w:rPr>
+          <w:rFonts w:hint="cs"/>
+          <w:rtl/>
+          <w:lang w:bidi="ar-EG"/>
+        </w:rPr>
+        <w:t>" (أشعياء 26: 3).</w:t>
       </w:r>
     </w:p>
     <w:p>
       <w:pPr>
+        <w:pStyle w:val="ListParagraph"/>
+        <w:numPr>
+          <w:ilvl w:val="0"/>
+          <w:numId w:val="1"/>
+        </w:numPr>
         <w:bidi/>
         <w:jc w:val="both"/>
         <w:rPr>
-          <w:rFonts w:ascii="Sakkal Majalla" w:hAnsi="Sakkal Majalla" w:cs="Sakkal Majalla"/>
-          <w:sz w:val="28"/>
-          <w:szCs w:val="28"/>
-          <w:rtl/>
-        </w:rPr>
-      </w:pPr>
-      <w:r>
-        <w:rPr>
-          <w:rFonts w:ascii="Sakkal Majalla" w:hAnsi="Sakkal Majalla" w:cs="Sakkal Majalla" w:hint="cs"/>
-          <w:sz w:val="28"/>
-          <w:szCs w:val="28"/>
-          <w:rtl/>
-        </w:rPr>
-        <w:t xml:space="preserve">وهل تعلم؟ الخاطئ سيكون حاله في السماء مثلها تمامًا. من المؤكد بأن الخطاة لن يدخلوا السماء بخطاياهم. ولكن إن وصلوا إلى هناك </w:t>
-      </w:r>
-      <w:r>
-        <w:rPr>
-          <w:rFonts w:ascii="Sakkal Majalla" w:hAnsi="Sakkal Majalla" w:cs="Sakkal Majalla"/>
-          <w:sz w:val="28"/>
-          <w:szCs w:val="28"/>
-          <w:rtl/>
-        </w:rPr>
-        <w:t>–</w:t>
-      </w:r>
-      <w:r>
-        <w:rPr>
-          <w:rFonts w:ascii="Sakkal Majalla" w:hAnsi="Sakkal Majalla" w:cs="Sakkal Majalla" w:hint="cs"/>
-          <w:sz w:val="28"/>
-          <w:szCs w:val="28"/>
-          <w:rtl/>
-        </w:rPr>
-        <w:t xml:space="preserve"> ماذا كانوا سيريدونه هناك؟ إنهم سيشعرون براحة مثل السمكة في وعائها الذهبي.</w:t>
+          <w:lang w:bidi="ar-EG"/>
+        </w:rPr>
+      </w:pPr>
+      <w:r>
+        <w:rPr>
+          <w:rFonts w:hint="cs"/>
+          <w:rtl/>
+          <w:lang w:bidi="ar-EG"/>
+        </w:rPr>
+        <w:t>ثانيًا استمر في تواصلك مع الله بالصلاة: "</w:t>
+      </w:r>
+      <w:r>
+        <w:rPr>
+          <w:rtl/>
+          <w:lang w:bidi="ar-EG"/>
+        </w:rPr>
+        <w:t xml:space="preserve"> لاَ تَهْتَمُّوا بِشَيْءٍ، بَلْ فِي كُلِّ شَيْءٍ بِالصَّلاَةِ وَالدُّعَاءِ مَعَ الشُّكْرِ، لِتُعْلَمْ طِلْبَاتُكُمْ لَدَى اللهِ. وَسَلاَمُ اللهِ الَّذِي يَفُوقُ كُلَّ عَقْل، يَحْفَظُ قُلُوبَكُمْ وَأَفْكَارَكُمْ فِي الْمَسِيحِ يَسُوعَ.</w:t>
+      </w:r>
+      <w:r>
+        <w:rPr>
+          <w:rFonts w:hint="cs"/>
+          <w:rtl/>
+          <w:lang w:bidi="ar-EG"/>
+        </w:rPr>
+        <w:t>" (فيلبي 4: 6، 7).</w:t>
       </w:r>
     </w:p>
     <w:p>
       <w:pPr>
+        <w:pStyle w:val="ListParagraph"/>
+        <w:numPr>
+          <w:ilvl w:val="0"/>
+          <w:numId w:val="1"/>
+        </w:numPr>
         <w:bidi/>
         <w:jc w:val="both"/>
         <w:rPr>
-          <w:rFonts w:ascii="Sakkal Majalla" w:hAnsi="Sakkal Majalla" w:cs="Sakkal Majalla"/>
-          <w:sz w:val="28"/>
-          <w:szCs w:val="28"/>
-          <w:rtl/>
-        </w:rPr>
-      </w:pPr>
-      <w:r>
-        <w:rPr>
-          <w:rFonts w:ascii="Sakkal Majalla" w:hAnsi="Sakkal Majalla" w:cs="Sakkal Majalla" w:hint="cs"/>
-          <w:sz w:val="28"/>
-          <w:szCs w:val="28"/>
-          <w:rtl/>
-        </w:rPr>
-        <w:t>إن ما يحتاجه الإنسان هو طبيعة جديدة: "ينبغي أن تولدوا ثانية"، يقول الرب يسوع المسيح.</w:t>
+          <w:lang w:bidi="ar-EG"/>
+        </w:rPr>
+      </w:pPr>
+      <w:r>
+        <w:rPr>
+          <w:rFonts w:hint="cs"/>
+          <w:rtl/>
+          <w:lang w:bidi="ar-EG"/>
+        </w:rPr>
+        <w:t>ثالثًا: تعمّق في تأمّلك في كلمته: "</w:t>
+      </w:r>
+      <w:r>
+        <w:rPr>
+          <w:rtl/>
+          <w:lang w:bidi="ar-EG"/>
+        </w:rPr>
+        <w:t xml:space="preserve"> قَدْ كَلَّمْتُكُمْ بِهذَا لِيَكُونَ لَكُمْ فِيَّ سَلاَمٌ. فِي الْعَالَمِ سَيَكُونُ لَكُمْ ضِيقٌ، وَلكِنْ ثِقُوا: أَنَا قَدْ غَلَبْتُ الْعَالَمَ».</w:t>
+      </w:r>
+      <w:r>
+        <w:rPr>
+          <w:rFonts w:hint="cs"/>
+          <w:rtl/>
+          <w:lang w:bidi="ar-EG"/>
+        </w:rPr>
+        <w:t>" (يوحنا 16: 33). "</w:t>
+      </w:r>
+      <w:r>
+        <w:rPr>
+          <w:rtl/>
+          <w:lang w:bidi="ar-EG"/>
+        </w:rPr>
+        <w:t xml:space="preserve">سَلاَمَةٌ جَزِيلَةٌ لِمُحِبِّي شَرِيعَتِكَ، وَلَيْسَ لَهُمْ </w:t>
+      </w:r>
+      <w:proofErr w:type="spellStart"/>
+      <w:r>
+        <w:rPr>
+          <w:rtl/>
+          <w:lang w:bidi="ar-EG"/>
+        </w:rPr>
+        <w:t>مَعْثَرَةٌ</w:t>
+      </w:r>
+      <w:proofErr w:type="spellEnd"/>
+      <w:r>
+        <w:rPr>
+          <w:rtl/>
+          <w:lang w:bidi="ar-EG"/>
+        </w:rPr>
+        <w:t>.</w:t>
+      </w:r>
+      <w:r>
+        <w:rPr>
+          <w:rFonts w:hint="cs"/>
+          <w:rtl/>
+          <w:lang w:bidi="ar-EG"/>
+        </w:rPr>
+        <w:t>" (مزمور 119: 165).</w:t>
       </w:r>
     </w:p>
     <w:p>
       <w:pPr>
+        <w:pStyle w:val="ListParagraph"/>
+        <w:numPr>
+          <w:ilvl w:val="0"/>
+          <w:numId w:val="1"/>
+        </w:numPr>
         <w:bidi/>
-        <w:jc w:val="center"/>
-        <w:rPr>
-          <w:rFonts w:ascii="Sakkal Majalla" w:hAnsi="Sakkal Majalla" w:cs="Sakkal Majalla"/>
-          <w:sz w:val="28"/>
-          <w:szCs w:val="28"/>
-          <w:rtl/>
-        </w:rPr>
-      </w:pPr>
-      <w:r>
-        <w:rPr>
-          <w:rFonts w:ascii="Sakkal Majalla" w:hAnsi="Sakkal Majalla" w:cs="Sakkal Majalla" w:hint="cs"/>
-          <w:sz w:val="28"/>
-          <w:szCs w:val="28"/>
-          <w:rtl/>
-        </w:rPr>
-        <w:t>- تم -</w:t>
+        <w:jc w:val="both"/>
+        <w:rPr>
+          <w:rFonts w:hint="cs"/>
+          <w:rtl/>
+          <w:lang w:bidi="ar-EG"/>
+        </w:rPr>
+      </w:pPr>
+      <w:r>
+        <w:rPr>
+          <w:rFonts w:hint="cs"/>
+          <w:rtl/>
+          <w:lang w:bidi="ar-EG"/>
+        </w:rPr>
+        <w:t>رابعًا: سلّم لله إرادتك واعبر الامتحان وأنت في انسجام معه. "</w:t>
+      </w:r>
+      <w:r>
+        <w:rPr>
+          <w:rtl/>
+          <w:lang w:bidi="ar-EG"/>
+        </w:rPr>
+        <w:t xml:space="preserve"> وَلكِنَّ كُلَّ تَأْدِيبٍ فِي الْحَاضِرِ لاَ يُرَى أَنَّهُ </w:t>
+      </w:r>
+      <w:proofErr w:type="gramStart"/>
+      <w:r>
+        <w:rPr>
+          <w:rtl/>
+          <w:lang w:bidi="ar-EG"/>
+        </w:rPr>
+        <w:t>لِلْفَرَحِ</w:t>
+      </w:r>
+      <w:proofErr w:type="gramEnd"/>
+      <w:r>
+        <w:rPr>
+          <w:rtl/>
+          <w:lang w:bidi="ar-EG"/>
+        </w:rPr>
+        <w:t xml:space="preserve"> بَلْ لِلْحَزَنِ. وَأَمَّا أَخِيرًا فَيُعْطِي الَّذِينَ يَتَدَرَّبُونَ بِهِ ثَمَرَ بِرّ لِلسَّلاَمِ.</w:t>
+      </w:r>
+      <w:r>
+        <w:rPr>
+          <w:rFonts w:hint="cs"/>
+          <w:rtl/>
+          <w:lang w:bidi="ar-EG"/>
+        </w:rPr>
+        <w:t>" (عبرانيين 12: 11).</w:t>
       </w:r>
     </w:p>
     <w:sectPr>
@@ -343,14 +367,111 @@
 </w:document>
 </file>
 
+<file path=word/numbering.xml><?xml version="1.0" encoding="utf-8"?>
+<w:numbering xmlns:wpc="http://schemas.microsoft.com/office/word/2010/wordprocessingCanvas" xmlns:cx="http://schemas.microsoft.com/office/drawing/2014/chartex" xmlns:cx1="http://schemas.microsoft.com/office/drawing/2015/9/8/chartex" xmlns:cx2="http://schemas.microsoft.com/office/drawing/2015/10/21/chartex" xmlns:cx3="http://schemas.microsoft.com/office/drawing/2016/5/9/chartex" xmlns:cx4="http://schemas.microsoft.com/office/drawing/2016/5/10/chartex" xmlns:cx5="http://schemas.microsoft.com/office/drawing/2016/5/11/chartex" xmlns:cx6="http://schemas.microsoft.com/office/drawing/2016/5/12/chartex" xmlns:cx7="http://schemas.microsoft.com/office/drawing/2016/5/13/chartex" xmlns:cx8="http://schemas.microsoft.com/office/drawing/2016/5/14/chartex" xmlns:mc="http://schemas.openxmlformats.org/markup-compatibility/2006" xmlns:aink="http://schemas.microsoft.com/office/drawing/2016/ink" xmlns:am3d="http://schemas.microsoft.com/office/drawing/2017/model3d" xmlns:o="urn:schemas-microsoft-com:office:office" xmlns:r="http://schemas.openxmlformats.org/officeDocument/2006/relationships" xmlns:m="http://schemas.openxmlformats.org/officeDocument/2006/math" xmlns:v="urn:schemas-microsoft-com:vml" xmlns:wp14="http://schemas.microsoft.com/office/word/2010/wordprocessingDrawing" xmlns:wp="http://schemas.openxmlformats.org/drawingml/2006/wordprocessingDrawing" xmlns:w10="urn:schemas-microsoft-com:office:word" xmlns:w="http://schemas.openxmlformats.org/wordprocessingml/2006/main" xmlns:w14="http://schemas.microsoft.com/office/word/2010/wordml" xmlns:w15="http://schemas.microsoft.com/office/word/2012/wordml" xmlns:w16cex="http://schemas.microsoft.com/office/word/2018/wordml/cex" xmlns:w16cid="http://schemas.microsoft.com/office/word/2016/wordml/cid" xmlns:w16="http://schemas.microsoft.com/office/word/2018/wordml" xmlns:w16se="http://schemas.microsoft.com/office/word/2015/wordml/symex" xmlns:wpg="http://schemas.microsoft.com/office/word/2010/wordprocessingGroup" xmlns:wpi="http://schemas.microsoft.com/office/word/2010/wordprocessingInk" xmlns:wne="http://schemas.microsoft.com/office/word/2006/wordml" xmlns:wps="http://schemas.microsoft.com/office/word/2010/wordprocessingShape" mc:Ignorable="w14 w15 w16se w16cid w16 w16cex wp14">
+  <w:abstractNum w:abstractNumId="0" w15:restartNumberingAfterBreak="0">
+    <w:nsid w:val="3FDA3F33"/>
+    <w:multiLevelType w:val="hybridMultilevel"/>
+    <w:tmpl w:val="E9CCDB6A"/>
+    <w:lvl w:ilvl="0" w:tplc="2000000F">
+      <w:start w:val="1"/>
+      <w:numFmt w:val="decimal"/>
+      <w:lvlText w:val="%1."/>
+      <w:lvlJc w:val="left"/>
+      <w:pPr>
+        <w:ind w:left="720" w:hanging="360"/>
+      </w:pPr>
+      <w:rPr>
+        <w:rFonts w:hint="default"/>
+      </w:rPr>
+    </w:lvl>
+    <w:lvl w:ilvl="1" w:tplc="20000019" w:tentative="1">
+      <w:start w:val="1"/>
+      <w:numFmt w:val="lowerLetter"/>
+      <w:lvlText w:val="%2."/>
+      <w:lvlJc w:val="left"/>
+      <w:pPr>
+        <w:ind w:left="1440" w:hanging="360"/>
+      </w:pPr>
+    </w:lvl>
+    <w:lvl w:ilvl="2" w:tplc="2000001B" w:tentative="1">
+      <w:start w:val="1"/>
+      <w:numFmt w:val="lowerRoman"/>
+      <w:lvlText w:val="%3."/>
+      <w:lvlJc w:val="right"/>
+      <w:pPr>
+        <w:ind w:left="2160" w:hanging="180"/>
+      </w:pPr>
+    </w:lvl>
+    <w:lvl w:ilvl="3" w:tplc="2000000F" w:tentative="1">
+      <w:start w:val="1"/>
+      <w:numFmt w:val="decimal"/>
+      <w:lvlText w:val="%4."/>
+      <w:lvlJc w:val="left"/>
+      <w:pPr>
+        <w:ind w:left="2880" w:hanging="360"/>
+      </w:pPr>
+    </w:lvl>
+    <w:lvl w:ilvl="4" w:tplc="20000019" w:tentative="1">
+      <w:start w:val="1"/>
+      <w:numFmt w:val="lowerLetter"/>
+      <w:lvlText w:val="%5."/>
+      <w:lvlJc w:val="left"/>
+      <w:pPr>
+        <w:ind w:left="3600" w:hanging="360"/>
+      </w:pPr>
+    </w:lvl>
+    <w:lvl w:ilvl="5" w:tplc="2000001B" w:tentative="1">
+      <w:start w:val="1"/>
+      <w:numFmt w:val="lowerRoman"/>
+      <w:lvlText w:val="%6."/>
+      <w:lvlJc w:val="right"/>
+      <w:pPr>
+        <w:ind w:left="4320" w:hanging="180"/>
+      </w:pPr>
+    </w:lvl>
+    <w:lvl w:ilvl="6" w:tplc="2000000F" w:tentative="1">
+      <w:start w:val="1"/>
+      <w:numFmt w:val="decimal"/>
+      <w:lvlText w:val="%7."/>
+      <w:lvlJc w:val="left"/>
+      <w:pPr>
+        <w:ind w:left="5040" w:hanging="360"/>
+      </w:pPr>
+    </w:lvl>
+    <w:lvl w:ilvl="7" w:tplc="20000019" w:tentative="1">
+      <w:start w:val="1"/>
+      <w:numFmt w:val="lowerLetter"/>
+      <w:lvlText w:val="%8."/>
+      <w:lvlJc w:val="left"/>
+      <w:pPr>
+        <w:ind w:left="5760" w:hanging="360"/>
+      </w:pPr>
+    </w:lvl>
+    <w:lvl w:ilvl="8" w:tplc="2000001B" w:tentative="1">
+      <w:start w:val="1"/>
+      <w:numFmt w:val="lowerRoman"/>
+      <w:lvlText w:val="%9."/>
+      <w:lvlJc w:val="right"/>
+      <w:pPr>
+        <w:ind w:left="6480" w:hanging="180"/>
+      </w:pPr>
+    </w:lvl>
+  </w:abstractNum>
+  <w:num w:numId="1">
+    <w:abstractNumId w:val="0"/>
+  </w:num>
+</w:numbering>
+</file>
+
 <file path=word/styles.xml><?xml version="1.0" encoding="utf-8"?>
 <w:styles xmlns:mc="http://schemas.openxmlformats.org/markup-compatibility/2006" xmlns:r="http://schemas.openxmlformats.org/officeDocument/2006/relationships" xmlns:w="http://schemas.openxmlformats.org/wordprocessingml/2006/main" xmlns:w14="http://schemas.microsoft.com/office/word/2010/wordml" xmlns:w15="http://schemas.microsoft.com/office/word/2012/wordml" xmlns:w16cex="http://schemas.microsoft.com/office/word/2018/wordml/cex" xmlns:w16cid="http://schemas.microsoft.com/office/word/2016/wordml/cid" xmlns:w16="http://schemas.microsoft.com/office/word/2018/wordml" xmlns:w16se="http://schemas.microsoft.com/office/word/2015/wordml/symex" mc:Ignorable="w14 w15 w16se w16cid w16 w16cex">
   <w:docDefaults>
     <w:rPrDefault>
       <w:rPr>
-        <w:rFonts w:asciiTheme="minorHAnsi" w:eastAsiaTheme="minorHAnsi" w:hAnsiTheme="minorHAnsi" w:cstheme="minorBidi"/>
-        <w:sz w:val="22"/>
-        <w:szCs w:val="22"/>
+        <w:rFonts w:ascii="Sakkal Majalla" w:eastAsiaTheme="minorHAnsi" w:hAnsi="Sakkal Majalla" w:cs="Sakkal Majalla"/>
+        <w:sz w:val="28"/>
+        <w:szCs w:val="28"/>
         <w:lang w:val="en-IL" w:eastAsia="en-US" w:bidi="ar-SA"/>
       </w:rPr>
     </w:rPrDefault>
@@ -741,9 +862,6 @@
   <w:style w:type="paragraph" w:default="1" w:styleId="Normal">
     <w:name w:val="Normal"/>
     <w:qFormat/>
-    <w:rPr>
-      <w:lang w:bidi="ar-EG"/>
-    </w:rPr>
   </w:style>
   <w:style w:type="character" w:default="1" w:styleId="DefaultParagraphFont">
     <w:name w:val="Default Paragraph Font"/>
@@ -777,7 +895,7 @@
     <w:basedOn w:val="DefaultParagraphFont"/>
     <w:uiPriority w:val="99"/>
     <w:unhideWhenUsed/>
-    <w:rsid w:val="00C669DA"/>
+    <w:rsid w:val="00CD02BE"/>
     <w:rPr>
       <w:color w:val="0563C1" w:themeColor="hyperlink"/>
       <w:u w:val="single"/>
@@ -789,11 +907,22 @@
     <w:uiPriority w:val="99"/>
     <w:semiHidden/>
     <w:unhideWhenUsed/>
-    <w:rsid w:val="00C669DA"/>
+    <w:rsid w:val="00CD02BE"/>
     <w:rPr>
       <w:color w:val="605E5C"/>
       <w:shd w:val="clear" w:color="auto" w:fill="E1DFDD"/>
     </w:rPr>
+  </w:style>
+  <w:style w:type="paragraph" w:styleId="ListParagraph">
+    <w:name w:val="List Paragraph"/>
+    <w:basedOn w:val="Normal"/>
+    <w:uiPriority w:val="34"/>
+    <w:qFormat/>
+    <w:rsid w:val="00CD02BE"/>
+    <w:pPr>
+      <w:ind w:left="720"/>
+      <w:contextualSpacing/>
+    </w:pPr>
   </w:style>
 </w:styles>
 </file>

--- a/docs/downloads/منوعات/تم/doc_0730.docx
+++ b/docs/downloads/منوعات/تم/doc_0730.docx
@@ -1,478 +1,254 @@
 
 <file path=word/document.xml><?xml version="1.0" encoding="utf-8"?>
-<w:document xmlns:wpc="http://schemas.microsoft.com/office/word/2010/wordprocessingCanvas" xmlns:cx="http://schemas.microsoft.com/office/drawing/2014/chartex" xmlns:cx1="http://schemas.microsoft.com/office/drawing/2015/9/8/chartex" xmlns:cx2="http://schemas.microsoft.com/office/drawing/2015/10/21/chartex" xmlns:cx3="http://schemas.microsoft.com/office/drawing/2016/5/9/chartex" xmlns:cx4="http://schemas.microsoft.com/office/drawing/2016/5/10/chartex" xmlns:cx5="http://schemas.microsoft.com/office/drawing/2016/5/11/chartex" xmlns:cx6="http://schemas.microsoft.com/office/drawing/2016/5/12/chartex" xmlns:cx7="http://schemas.microsoft.com/office/drawing/2016/5/13/chartex" xmlns:cx8="http://schemas.microsoft.com/office/drawing/2016/5/14/chartex" xmlns:mc="http://schemas.openxmlformats.org/markup-compatibility/2006" xmlns:aink="http://schemas.microsoft.com/office/drawing/2016/ink" xmlns:am3d="http://schemas.microsoft.com/office/drawing/2017/model3d" xmlns:o="urn:schemas-microsoft-com:office:office" xmlns:r="http://schemas.openxmlformats.org/officeDocument/2006/relationships" xmlns:m="http://schemas.openxmlformats.org/officeDocument/2006/math" xmlns:v="urn:schemas-microsoft-com:vml" xmlns:wp14="http://schemas.microsoft.com/office/word/2010/wordprocessingDrawing" xmlns:wp="http://schemas.openxmlformats.org/drawingml/2006/wordprocessingDrawing" xmlns:w10="urn:schemas-microsoft-com:office:word" xmlns:w="http://schemas.openxmlformats.org/wordprocessingml/2006/main" xmlns:w14="http://schemas.microsoft.com/office/word/2010/wordml" xmlns:w15="http://schemas.microsoft.com/office/word/2012/wordml" xmlns:w16cex="http://schemas.microsoft.com/office/word/2018/wordml/cex" xmlns:w16cid="http://schemas.microsoft.com/office/word/2016/wordml/cid" xmlns:w16="http://schemas.microsoft.com/office/word/2018/wordml" xmlns:w16se="http://schemas.microsoft.com/office/word/2015/wordml/symex" xmlns:wpg="http://schemas.microsoft.com/office/word/2010/wordprocessingGroup" xmlns:wpi="http://schemas.microsoft.com/office/word/2010/wordprocessingInk" xmlns:wne="http://schemas.microsoft.com/office/word/2006/wordml" xmlns:wps="http://schemas.microsoft.com/office/word/2010/wordprocessingShape" mc:Ignorable="w14 w15 w16se w16cid w16 w16cex wp14">
+<w:document xmlns:wpc="http://schemas.microsoft.com/office/word/2010/wordprocessingCanvas" xmlns:cx="http://schemas.microsoft.com/office/drawing/2014/chartex" xmlns:cx1="http://schemas.microsoft.com/office/drawing/2015/9/8/chartex" xmlns:cx2="http://schemas.microsoft.com/office/drawing/2015/10/21/chartex" xmlns:cx3="http://schemas.microsoft.com/office/drawing/2016/5/9/chartex" xmlns:cx4="http://schemas.microsoft.com/office/drawing/2016/5/10/chartex" xmlns:cx5="http://schemas.microsoft.com/office/drawing/2016/5/11/chartex" xmlns:cx6="http://schemas.microsoft.com/office/drawing/2016/5/12/chartex" xmlns:cx7="http://schemas.microsoft.com/office/drawing/2016/5/13/chartex" xmlns:cx8="http://schemas.microsoft.com/office/drawing/2016/5/14/chartex" xmlns:mc="http://schemas.openxmlformats.org/markup-compatibility/2006" xmlns:aink="http://schemas.microsoft.com/office/drawing/2016/ink" xmlns:am3d="http://schemas.microsoft.com/office/drawing/2017/model3d" xmlns:o="urn:schemas-microsoft-com:office:office" xmlns:r="http://schemas.openxmlformats.org/officeDocument/2006/relationships" xmlns:m="http://schemas.openxmlformats.org/officeDocument/2006/math" xmlns:v="urn:schemas-microsoft-com:vml" xmlns:wp14="http://schemas.microsoft.com/office/word/2010/wordprocessingDrawing" xmlns:wp="http://schemas.openxmlformats.org/drawingml/2006/wordprocessingDrawing" xmlns:w10="urn:schemas-microsoft-com:office:word" xmlns:w="http://schemas.openxmlformats.org/wordprocessingml/2006/main" xmlns:w14="http://schemas.microsoft.com/office/word/2010/wordml" xmlns:w15="http://schemas.microsoft.com/office/word/2012/wordml" xmlns:w16cex="http://schemas.microsoft.com/office/word/2018/wordml/cex" xmlns:w16cid="http://schemas.microsoft.com/office/word/2016/wordml/cid" xmlns:w16="http://schemas.microsoft.com/office/word/2018/wordml" xmlns:w16sdtdh="http://schemas.microsoft.com/office/word/2020/wordml/sdtdatahash" xmlns:w16se="http://schemas.microsoft.com/office/word/2015/wordml/symex" xmlns:wpg="http://schemas.microsoft.com/office/word/2010/wordprocessingGroup" xmlns:wpi="http://schemas.microsoft.com/office/word/2010/wordprocessingInk" xmlns:wne="http://schemas.microsoft.com/office/word/2006/wordml" xmlns:wps="http://schemas.microsoft.com/office/word/2010/wordprocessingShape" mc:Ignorable="w14 w15 w16se w16cid w16 w16cex w16sdtdh wp14">
   <w:body>
     <w:p>
       <w:pPr>
-        <w:bidi/>
-        <w:jc w:val="center"/>
-        <w:rPr>
-          <w:rtl/>
-          <w:lang w:bidi="ar-EG"/>
+        <w:jc w:val="both"/>
+        <w:rPr>
+          <w:rtl/>
         </w:rPr>
       </w:pPr>
       <w:r>
         <w:rPr>
-          <w:rtl/>
-          <w:lang w:bidi="ar-EG"/>
-        </w:rPr>
-        <w:fldChar w:fldCharType="begin"/>
-      </w:r>
-      <w:r>
-        <w:rPr>
-          <w:rtl/>
-          <w:lang w:bidi="ar-EG"/>
-        </w:rPr>
-        <w:instrText xml:space="preserve"> </w:instrText>
-      </w:r>
-      <w:r>
-        <w:rPr>
-          <w:rFonts w:hint="cs"/>
-          <w:lang w:bidi="ar-EG"/>
-        </w:rPr>
-        <w:instrText>HYPERLINK</w:instrText>
-      </w:r>
-      <w:r>
-        <w:rPr>
-          <w:rFonts w:hint="cs"/>
-          <w:rtl/>
-          <w:lang w:bidi="ar-EG"/>
-        </w:rPr>
-        <w:instrText xml:space="preserve"> "</w:instrText>
-      </w:r>
-      <w:r>
-        <w:rPr>
-          <w:rFonts w:hint="cs"/>
-          <w:lang w:bidi="ar-EG"/>
-        </w:rPr>
-        <w:instrText>https://www.bibelstudium.de/articles/475/frieden-im-herzen.html</w:instrText>
-      </w:r>
-      <w:r>
-        <w:rPr>
-          <w:rFonts w:hint="cs"/>
-          <w:rtl/>
-          <w:lang w:bidi="ar-EG"/>
-        </w:rPr>
-        <w:instrText>"</w:instrText>
-      </w:r>
-      <w:r>
-        <w:rPr>
-          <w:rtl/>
-          <w:lang w:bidi="ar-EG"/>
-        </w:rPr>
-        <w:instrText xml:space="preserve"> </w:instrText>
-      </w:r>
-      <w:r>
-        <w:rPr>
-          <w:rtl/>
-          <w:lang w:bidi="ar-EG"/>
-        </w:rPr>
-      </w:r>
-      <w:r>
-        <w:rPr>
-          <w:rtl/>
-          <w:lang w:bidi="ar-EG"/>
-        </w:rPr>
-        <w:fldChar w:fldCharType="separate"/>
-      </w:r>
-      <w:r>
-        <w:rPr>
-          <w:rStyle w:val="Hyperlink"/>
-          <w:rFonts w:hint="cs"/>
-          <w:rtl/>
-          <w:lang w:bidi="ar-EG"/>
-        </w:rPr>
-        <w:t>سلام في القلب</w:t>
-      </w:r>
-      <w:r>
-        <w:rPr>
-          <w:rtl/>
-          <w:lang w:bidi="ar-EG"/>
-        </w:rPr>
-        <w:fldChar w:fldCharType="end"/>
+          <w:rFonts w:hint="cs"/>
+          <w:rtl/>
+        </w:rPr>
+        <w:t>رسالة من مبشر خبير</w:t>
       </w:r>
     </w:p>
     <w:p>
       <w:pPr>
-        <w:bidi/>
+        <w:bidi w:val="0"/>
         <w:jc w:val="both"/>
         <w:rPr>
-          <w:rtl/>
-          <w:lang w:bidi="ar-EG"/>
+          <w:b/>
+          <w:bCs/>
+          <w:sz w:val="24"/>
+          <w:szCs w:val="24"/>
         </w:rPr>
       </w:pPr>
       <w:r>
         <w:rPr>
-          <w:rFonts w:hint="cs"/>
-          <w:rtl/>
-          <w:lang w:bidi="ar-EG"/>
-        </w:rPr>
-        <w:t>أشعياء 26: 3</w:t>
+          <w:b/>
+          <w:bCs/>
+          <w:sz w:val="24"/>
+          <w:szCs w:val="24"/>
+        </w:rPr>
+        <w:t>W.T.P. Wolston</w:t>
       </w:r>
     </w:p>
     <w:p>
       <w:pPr>
-        <w:bidi/>
         <w:jc w:val="both"/>
         <w:rPr>
-          <w:rtl/>
-          <w:lang w:bidi="ar-EG"/>
+          <w:rFonts w:hint="cs"/>
+          <w:rtl/>
         </w:rPr>
       </w:pPr>
       <w:r>
         <w:rPr>
-          <w:lang w:bidi="ar-EG"/>
-        </w:rPr>
-        <w:t>E.C. Hadley</w:t>
+          <w:rFonts w:hint="cs"/>
+          <w:rtl/>
+        </w:rPr>
+        <w:t>عزيزي...</w:t>
       </w:r>
     </w:p>
     <w:p>
       <w:pPr>
-        <w:bidi/>
         <w:jc w:val="both"/>
         <w:rPr>
           <w:rtl/>
-          <w:lang w:bidi="ar-EG"/>
         </w:rPr>
       </w:pPr>
       <w:r>
         <w:rPr>
           <w:rFonts w:hint="cs"/>
           <w:rtl/>
-          <w:lang w:bidi="ar-EG"/>
-        </w:rPr>
-        <w:t>أربع أشياء نحتاجها ليكون لدينا سلام وهدوء للنفس في وسط مصاعب الحياة:</w:t>
+        </w:rPr>
+        <w:t xml:space="preserve">بودي أن أنصحك بعض النصائح. أنت لا بد وأنك ستقرأ الكثير، إن كانت </w:t>
+      </w:r>
+      <w:r>
+        <w:rPr>
+          <w:rFonts w:hint="cs"/>
+          <w:rtl/>
+        </w:rPr>
+        <w:t>كلمة</w:t>
+      </w:r>
+      <w:r>
+        <w:rPr>
+          <w:rFonts w:hint="cs"/>
+          <w:rtl/>
+        </w:rPr>
+        <w:t xml:space="preserve"> الله أو كذلك ما كتبه عنها عبيد</w:t>
+      </w:r>
+      <w:r>
+        <w:rPr>
+          <w:rFonts w:hint="cs"/>
+          <w:rtl/>
+        </w:rPr>
+        <w:t>ٌ</w:t>
+      </w:r>
+      <w:r>
+        <w:rPr>
+          <w:rFonts w:hint="cs"/>
+          <w:rtl/>
+        </w:rPr>
+        <w:t xml:space="preserve"> اقتيدوا بالروح. لكن لا بد لك بأن تتفحص مادة قراءاتك. اقرأ ما يُشغل روحك بحق إيجابي، ليس "بتلاعب" أو "منبر فراقيع نارية"، وهي خطورة يتعرض لها بالأخص الكارزون الشباب.</w:t>
       </w:r>
     </w:p>
     <w:p>
       <w:pPr>
-        <w:pStyle w:val="ListParagraph"/>
-        <w:numPr>
-          <w:ilvl w:val="0"/>
-          <w:numId w:val="1"/>
-        </w:numPr>
-        <w:bidi/>
         <w:jc w:val="both"/>
         <w:rPr>
-          <w:lang w:bidi="ar-EG"/>
+          <w:rtl/>
         </w:rPr>
       </w:pPr>
       <w:r>
         <w:rPr>
           <w:rFonts w:hint="cs"/>
           <w:rtl/>
-          <w:lang w:bidi="ar-EG"/>
-        </w:rPr>
-        <w:t>أولاً: ثبّت فكرك نحو الرب بوضع ثقتك فيه! "</w:t>
-      </w:r>
-      <w:r>
-        <w:rPr>
-          <w:rtl/>
-          <w:lang w:bidi="ar-EG"/>
-        </w:rPr>
-        <w:t xml:space="preserve">ذُو الرَّأْيِ الْمُمَكَّنِ تَحْفَظُهُ سَالِمًا </w:t>
-      </w:r>
-      <w:proofErr w:type="spellStart"/>
-      <w:r>
-        <w:rPr>
-          <w:rtl/>
-          <w:lang w:bidi="ar-EG"/>
-        </w:rPr>
-        <w:t>سَالِمًا</w:t>
-      </w:r>
-      <w:proofErr w:type="spellEnd"/>
-      <w:r>
-        <w:rPr>
-          <w:rtl/>
-          <w:lang w:bidi="ar-EG"/>
-        </w:rPr>
-        <w:t>، لأَنَّهُ عَلَيْكَ مُتَوَكِّلٌ.</w:t>
-      </w:r>
-      <w:r>
-        <w:rPr>
-          <w:rFonts w:hint="cs"/>
-          <w:rtl/>
-          <w:lang w:bidi="ar-EG"/>
-        </w:rPr>
-        <w:t>" (أشعياء 26: 3).</w:t>
+        </w:rPr>
+        <w:t>بأن نُكثر الصلاة فبكل تأكيد كلنا نحتاج لذلك.</w:t>
       </w:r>
     </w:p>
     <w:p>
       <w:pPr>
-        <w:pStyle w:val="ListParagraph"/>
-        <w:numPr>
-          <w:ilvl w:val="0"/>
-          <w:numId w:val="1"/>
-        </w:numPr>
-        <w:bidi/>
         <w:jc w:val="both"/>
         <w:rPr>
-          <w:lang w:bidi="ar-EG"/>
+          <w:rtl/>
         </w:rPr>
       </w:pPr>
       <w:r>
         <w:rPr>
           <w:rFonts w:hint="cs"/>
           <w:rtl/>
-          <w:lang w:bidi="ar-EG"/>
-        </w:rPr>
-        <w:t>ثانيًا استمر في تواصلك مع الله بالصلاة: "</w:t>
-      </w:r>
-      <w:r>
-        <w:rPr>
-          <w:rtl/>
-          <w:lang w:bidi="ar-EG"/>
-        </w:rPr>
-        <w:t xml:space="preserve"> لاَ تَهْتَمُّوا بِشَيْءٍ، بَلْ فِي كُلِّ شَيْءٍ بِالصَّلاَةِ وَالدُّعَاءِ مَعَ الشُّكْرِ، لِتُعْلَمْ طِلْبَاتُكُمْ لَدَى اللهِ. وَسَلاَمُ اللهِ الَّذِي يَفُوقُ كُلَّ عَقْل، يَحْفَظُ قُلُوبَكُمْ وَأَفْكَارَكُمْ فِي الْمَسِيحِ يَسُوعَ.</w:t>
-      </w:r>
-      <w:r>
-        <w:rPr>
-          <w:rFonts w:hint="cs"/>
-          <w:rtl/>
-          <w:lang w:bidi="ar-EG"/>
-        </w:rPr>
-        <w:t>" (فيلبي 4: 6، 7).</w:t>
+        </w:rPr>
+        <w:t xml:space="preserve">من ثم لا بد وأنك تحفظ نفسك منفصلاً من كل الروابط الدينية </w:t>
+      </w:r>
+      <w:r>
+        <w:rPr>
+          <w:rtl/>
+        </w:rPr>
+        <w:t>–</w:t>
+      </w:r>
+      <w:r>
+        <w:rPr>
+          <w:rFonts w:hint="cs"/>
+          <w:rtl/>
+        </w:rPr>
+        <w:t xml:space="preserve"> إنه شرك نحن معرضون له بصورة خاصة في أيامنا المتسمة بالتسامح. بعض الأخوة الذين كانوا سيكونون نافعين </w:t>
+      </w:r>
+      <w:r>
+        <w:rPr>
+          <w:rFonts w:hint="cs"/>
+          <w:rtl/>
+        </w:rPr>
+        <w:t>فقدوا قوتهم وتأثيرهم بين القديسين لأنهم لم يطبقوا انفصالهم عمليًا فعلاً الذي يعترفون به. إنه سيؤلمني إن سمعت بأنك وقعت في هذا الشرك. الرجل الموضوع على قلبه الإنجيل، هو المُعرّض بصورة خاصة لهذا الخطر، وعندها هو يفقد ثقة الذين يعرفون عن حق الكنيسة ويسلكون فيه.</w:t>
       </w:r>
     </w:p>
     <w:p>
       <w:pPr>
-        <w:pStyle w:val="ListParagraph"/>
-        <w:numPr>
-          <w:ilvl w:val="0"/>
-          <w:numId w:val="1"/>
-        </w:numPr>
-        <w:bidi/>
         <w:jc w:val="both"/>
         <w:rPr>
-          <w:lang w:bidi="ar-EG"/>
+          <w:rtl/>
         </w:rPr>
       </w:pPr>
       <w:r>
         <w:rPr>
           <w:rFonts w:hint="cs"/>
           <w:rtl/>
-          <w:lang w:bidi="ar-EG"/>
-        </w:rPr>
-        <w:t>ثالثًا: تعمّق في تأمّلك في كلمته: "</w:t>
-      </w:r>
-      <w:r>
-        <w:rPr>
-          <w:rtl/>
-          <w:lang w:bidi="ar-EG"/>
-        </w:rPr>
-        <w:t xml:space="preserve"> قَدْ كَلَّمْتُكُمْ بِهذَا لِيَكُونَ لَكُمْ فِيَّ سَلاَمٌ. فِي الْعَالَمِ سَيَكُونُ لَكُمْ ضِيقٌ، وَلكِنْ ثِقُوا: أَنَا قَدْ غَلَبْتُ الْعَالَمَ».</w:t>
-      </w:r>
-      <w:r>
-        <w:rPr>
-          <w:rFonts w:hint="cs"/>
-          <w:rtl/>
-          <w:lang w:bidi="ar-EG"/>
-        </w:rPr>
-        <w:t>" (يوحنا 16: 33). "</w:t>
-      </w:r>
-      <w:r>
-        <w:rPr>
-          <w:rtl/>
-          <w:lang w:bidi="ar-EG"/>
-        </w:rPr>
-        <w:t xml:space="preserve">سَلاَمَةٌ جَزِيلَةٌ لِمُحِبِّي شَرِيعَتِكَ، وَلَيْسَ لَهُمْ </w:t>
-      </w:r>
-      <w:proofErr w:type="spellStart"/>
-      <w:r>
-        <w:rPr>
-          <w:rtl/>
-          <w:lang w:bidi="ar-EG"/>
-        </w:rPr>
-        <w:t>مَعْثَرَةٌ</w:t>
-      </w:r>
-      <w:proofErr w:type="spellEnd"/>
-      <w:r>
-        <w:rPr>
-          <w:rtl/>
-          <w:lang w:bidi="ar-EG"/>
-        </w:rPr>
-        <w:t>.</w:t>
-      </w:r>
-      <w:r>
-        <w:rPr>
-          <w:rFonts w:hint="cs"/>
-          <w:rtl/>
-          <w:lang w:bidi="ar-EG"/>
-        </w:rPr>
-        <w:t>" (مزمور 119: 165).</w:t>
+        </w:rPr>
+        <w:t xml:space="preserve">الله منحك هبة، فمارسها باتضاع وبلا تعب معتمدًا عليه وابقَ بعيدًا عن الأنظار. لا تقلد أحدًا، كُن أنت بنفسك واستخدم الذي أعطاك الله إياه </w:t>
+      </w:r>
+      <w:r>
+        <w:rPr>
+          <w:rtl/>
+        </w:rPr>
+        <w:t>–</w:t>
+      </w:r>
+      <w:r>
+        <w:rPr>
+          <w:rFonts w:hint="cs"/>
+          <w:rtl/>
+        </w:rPr>
+        <w:t xml:space="preserve"> في روح الصلاة والشركة معه. لا تكرز أبدًا لكي ترضي الناس، ولكن من الجانب الآخر أظهِر دائمًا روح النعمة إن كان للقديسين كما وللخطاة أيضًا. استلم مأمورياتك من الله بذاته وقُم بها بأمانة، فيما وأنت تسعى كذلك بكل صورة </w:t>
+      </w:r>
+      <w:r>
+        <w:rPr>
+          <w:rFonts w:hint="cs"/>
+          <w:rtl/>
+        </w:rPr>
+        <w:t>إلى الشركة مع إخوتك.</w:t>
       </w:r>
     </w:p>
     <w:p>
       <w:pPr>
-        <w:pStyle w:val="ListParagraph"/>
-        <w:numPr>
-          <w:ilvl w:val="0"/>
-          <w:numId w:val="1"/>
-        </w:numPr>
-        <w:bidi/>
         <w:jc w:val="both"/>
         <w:rPr>
-          <w:rFonts w:hint="cs"/>
-          <w:rtl/>
-          <w:lang w:bidi="ar-EG"/>
+          <w:rtl/>
         </w:rPr>
       </w:pPr>
       <w:r>
         <w:rPr>
           <w:rFonts w:hint="cs"/>
           <w:rtl/>
-          <w:lang w:bidi="ar-EG"/>
-        </w:rPr>
-        <w:t>رابعًا: سلّم لله إرادتك واعبر الامتحان وأنت في انسجام معه. "</w:t>
-      </w:r>
-      <w:r>
-        <w:rPr>
-          <w:rtl/>
-          <w:lang w:bidi="ar-EG"/>
-        </w:rPr>
-        <w:t xml:space="preserve"> وَلكِنَّ كُلَّ تَأْدِيبٍ فِي الْحَاضِرِ لاَ يُرَى أَنَّهُ </w:t>
-      </w:r>
-      <w:proofErr w:type="gramStart"/>
-      <w:r>
-        <w:rPr>
-          <w:rtl/>
-          <w:lang w:bidi="ar-EG"/>
-        </w:rPr>
-        <w:t>لِلْفَرَحِ</w:t>
-      </w:r>
-      <w:proofErr w:type="gramEnd"/>
-      <w:r>
-        <w:rPr>
-          <w:rtl/>
-          <w:lang w:bidi="ar-EG"/>
-        </w:rPr>
-        <w:t xml:space="preserve"> بَلْ لِلْحَزَنِ. وَأَمَّا أَخِيرًا فَيُعْطِي الَّذِينَ يَتَدَرَّبُونَ بِهِ ثَمَرَ بِرّ لِلسَّلاَمِ.</w:t>
-      </w:r>
-      <w:r>
-        <w:rPr>
-          <w:rFonts w:hint="cs"/>
-          <w:rtl/>
-          <w:lang w:bidi="ar-EG"/>
-        </w:rPr>
-        <w:t>" (عبرانيين 12: 11).</w:t>
+        </w:rPr>
+        <w:t xml:space="preserve">"اخدِم الجميع، لا تُكثر الكلام وواصل خدمتك"، قال يوحنا داربي. إنه شعار جيد </w:t>
+      </w:r>
+      <w:r>
+        <w:rPr>
+          <w:rtl/>
+        </w:rPr>
+        <w:t>–</w:t>
+      </w:r>
+      <w:r>
+        <w:rPr>
+          <w:rFonts w:hint="cs"/>
+          <w:rtl/>
+        </w:rPr>
+        <w:t xml:space="preserve"> وأنا أسلمك إياه لحياتك العملية.</w:t>
+      </w:r>
+    </w:p>
+    <w:p>
+      <w:pPr>
+        <w:jc w:val="both"/>
+      </w:pPr>
+      <w:r>
+        <w:rPr>
+          <w:rFonts w:hint="cs"/>
+          <w:rtl/>
+        </w:rPr>
+        <w:t xml:space="preserve">أخوك </w:t>
+      </w:r>
+      <w:r>
+        <w:t>W.T.P. Wolston</w:t>
+      </w:r>
+      <w:r>
+        <w:t xml:space="preserve"> </w:t>
       </w:r>
     </w:p>
     <w:sectPr>
       <w:pgSz w:w="11906" w:h="16838"/>
       <w:pgMar w:top="1440" w:right="1440" w:bottom="1440" w:left="1440" w:header="708" w:footer="708" w:gutter="0"/>
       <w:cols w:space="708"/>
+      <w:bidi/>
+      <w:rtlGutter/>
       <w:docGrid w:linePitch="360"/>
     </w:sectPr>
   </w:body>
 </w:document>
 </file>
 
-<file path=word/numbering.xml><?xml version="1.0" encoding="utf-8"?>
-<w:numbering xmlns:wpc="http://schemas.microsoft.com/office/word/2010/wordprocessingCanvas" xmlns:cx="http://schemas.microsoft.com/office/drawing/2014/chartex" xmlns:cx1="http://schemas.microsoft.com/office/drawing/2015/9/8/chartex" xmlns:cx2="http://schemas.microsoft.com/office/drawing/2015/10/21/chartex" xmlns:cx3="http://schemas.microsoft.com/office/drawing/2016/5/9/chartex" xmlns:cx4="http://schemas.microsoft.com/office/drawing/2016/5/10/chartex" xmlns:cx5="http://schemas.microsoft.com/office/drawing/2016/5/11/chartex" xmlns:cx6="http://schemas.microsoft.com/office/drawing/2016/5/12/chartex" xmlns:cx7="http://schemas.microsoft.com/office/drawing/2016/5/13/chartex" xmlns:cx8="http://schemas.microsoft.com/office/drawing/2016/5/14/chartex" xmlns:mc="http://schemas.openxmlformats.org/markup-compatibility/2006" xmlns:aink="http://schemas.microsoft.com/office/drawing/2016/ink" xmlns:am3d="http://schemas.microsoft.com/office/drawing/2017/model3d" xmlns:o="urn:schemas-microsoft-com:office:office" xmlns:r="http://schemas.openxmlformats.org/officeDocument/2006/relationships" xmlns:m="http://schemas.openxmlformats.org/officeDocument/2006/math" xmlns:v="urn:schemas-microsoft-com:vml" xmlns:wp14="http://schemas.microsoft.com/office/word/2010/wordprocessingDrawing" xmlns:wp="http://schemas.openxmlformats.org/drawingml/2006/wordprocessingDrawing" xmlns:w10="urn:schemas-microsoft-com:office:word" xmlns:w="http://schemas.openxmlformats.org/wordprocessingml/2006/main" xmlns:w14="http://schemas.microsoft.com/office/word/2010/wordml" xmlns:w15="http://schemas.microsoft.com/office/word/2012/wordml" xmlns:w16cex="http://schemas.microsoft.com/office/word/2018/wordml/cex" xmlns:w16cid="http://schemas.microsoft.com/office/word/2016/wordml/cid" xmlns:w16="http://schemas.microsoft.com/office/word/2018/wordml" xmlns:w16se="http://schemas.microsoft.com/office/word/2015/wordml/symex" xmlns:wpg="http://schemas.microsoft.com/office/word/2010/wordprocessingGroup" xmlns:wpi="http://schemas.microsoft.com/office/word/2010/wordprocessingInk" xmlns:wne="http://schemas.microsoft.com/office/word/2006/wordml" xmlns:wps="http://schemas.microsoft.com/office/word/2010/wordprocessingShape" mc:Ignorable="w14 w15 w16se w16cid w16 w16cex wp14">
-  <w:abstractNum w:abstractNumId="0" w15:restartNumberingAfterBreak="0">
-    <w:nsid w:val="3FDA3F33"/>
-    <w:multiLevelType w:val="hybridMultilevel"/>
-    <w:tmpl w:val="E9CCDB6A"/>
-    <w:lvl w:ilvl="0" w:tplc="2000000F">
-      <w:start w:val="1"/>
-      <w:numFmt w:val="decimal"/>
-      <w:lvlText w:val="%1."/>
-      <w:lvlJc w:val="left"/>
-      <w:pPr>
-        <w:ind w:left="720" w:hanging="360"/>
-      </w:pPr>
-      <w:rPr>
-        <w:rFonts w:hint="default"/>
-      </w:rPr>
-    </w:lvl>
-    <w:lvl w:ilvl="1" w:tplc="20000019" w:tentative="1">
-      <w:start w:val="1"/>
-      <w:numFmt w:val="lowerLetter"/>
-      <w:lvlText w:val="%2."/>
-      <w:lvlJc w:val="left"/>
-      <w:pPr>
-        <w:ind w:left="1440" w:hanging="360"/>
-      </w:pPr>
-    </w:lvl>
-    <w:lvl w:ilvl="2" w:tplc="2000001B" w:tentative="1">
-      <w:start w:val="1"/>
-      <w:numFmt w:val="lowerRoman"/>
-      <w:lvlText w:val="%3."/>
-      <w:lvlJc w:val="right"/>
-      <w:pPr>
-        <w:ind w:left="2160" w:hanging="180"/>
-      </w:pPr>
-    </w:lvl>
-    <w:lvl w:ilvl="3" w:tplc="2000000F" w:tentative="1">
-      <w:start w:val="1"/>
-      <w:numFmt w:val="decimal"/>
-      <w:lvlText w:val="%4."/>
-      <w:lvlJc w:val="left"/>
-      <w:pPr>
-        <w:ind w:left="2880" w:hanging="360"/>
-      </w:pPr>
-    </w:lvl>
-    <w:lvl w:ilvl="4" w:tplc="20000019" w:tentative="1">
-      <w:start w:val="1"/>
-      <w:numFmt w:val="lowerLetter"/>
-      <w:lvlText w:val="%5."/>
-      <w:lvlJc w:val="left"/>
-      <w:pPr>
-        <w:ind w:left="3600" w:hanging="360"/>
-      </w:pPr>
-    </w:lvl>
-    <w:lvl w:ilvl="5" w:tplc="2000001B" w:tentative="1">
-      <w:start w:val="1"/>
-      <w:numFmt w:val="lowerRoman"/>
-      <w:lvlText w:val="%6."/>
-      <w:lvlJc w:val="right"/>
-      <w:pPr>
-        <w:ind w:left="4320" w:hanging="180"/>
-      </w:pPr>
-    </w:lvl>
-    <w:lvl w:ilvl="6" w:tplc="2000000F" w:tentative="1">
-      <w:start w:val="1"/>
-      <w:numFmt w:val="decimal"/>
-      <w:lvlText w:val="%7."/>
-      <w:lvlJc w:val="left"/>
-      <w:pPr>
-        <w:ind w:left="5040" w:hanging="360"/>
-      </w:pPr>
-    </w:lvl>
-    <w:lvl w:ilvl="7" w:tplc="20000019" w:tentative="1">
-      <w:start w:val="1"/>
-      <w:numFmt w:val="lowerLetter"/>
-      <w:lvlText w:val="%8."/>
-      <w:lvlJc w:val="left"/>
-      <w:pPr>
-        <w:ind w:left="5760" w:hanging="360"/>
-      </w:pPr>
-    </w:lvl>
-    <w:lvl w:ilvl="8" w:tplc="2000001B" w:tentative="1">
-      <w:start w:val="1"/>
-      <w:numFmt w:val="lowerRoman"/>
-      <w:lvlText w:val="%9."/>
-      <w:lvlJc w:val="right"/>
-      <w:pPr>
-        <w:ind w:left="6480" w:hanging="180"/>
-      </w:pPr>
-    </w:lvl>
-  </w:abstractNum>
-  <w:num w:numId="1">
-    <w:abstractNumId w:val="0"/>
-  </w:num>
-</w:numbering>
-</file>
-
 <file path=word/styles.xml><?xml version="1.0" encoding="utf-8"?>
-<w:styles xmlns:mc="http://schemas.openxmlformats.org/markup-compatibility/2006" xmlns:r="http://schemas.openxmlformats.org/officeDocument/2006/relationships" xmlns:w="http://schemas.openxmlformats.org/wordprocessingml/2006/main" xmlns:w14="http://schemas.microsoft.com/office/word/2010/wordml" xmlns:w15="http://schemas.microsoft.com/office/word/2012/wordml" xmlns:w16cex="http://schemas.microsoft.com/office/word/2018/wordml/cex" xmlns:w16cid="http://schemas.microsoft.com/office/word/2016/wordml/cid" xmlns:w16="http://schemas.microsoft.com/office/word/2018/wordml" xmlns:w16se="http://schemas.microsoft.com/office/word/2015/wordml/symex" mc:Ignorable="w14 w15 w16se w16cid w16 w16cex">
+<w:styles xmlns:mc="http://schemas.openxmlformats.org/markup-compatibility/2006" xmlns:r="http://schemas.openxmlformats.org/officeDocument/2006/relationships" xmlns:w="http://schemas.openxmlformats.org/wordprocessingml/2006/main" xmlns:w14="http://schemas.microsoft.com/office/word/2010/wordml" xmlns:w15="http://schemas.microsoft.com/office/word/2012/wordml" xmlns:w16cex="http://schemas.microsoft.com/office/word/2018/wordml/cex" xmlns:w16cid="http://schemas.microsoft.com/office/word/2016/wordml/cid" xmlns:w16="http://schemas.microsoft.com/office/word/2018/wordml" xmlns:w16sdtdh="http://schemas.microsoft.com/office/word/2020/wordml/sdtdatahash" xmlns:w16se="http://schemas.microsoft.com/office/word/2015/wordml/symex" mc:Ignorable="w14 w15 w16se w16cid w16 w16cex w16sdtdh">
   <w:docDefaults>
     <w:rPrDefault>
       <w:rPr>
         <w:rFonts w:ascii="Sakkal Majalla" w:eastAsiaTheme="minorHAnsi" w:hAnsi="Sakkal Majalla" w:cs="Sakkal Majalla"/>
         <w:sz w:val="28"/>
         <w:szCs w:val="28"/>
-        <w:lang w:val="en-IL" w:eastAsia="en-US" w:bidi="ar-SA"/>
+        <w:lang w:val="en-US" w:eastAsia="en-US" w:bidi="he-IL"/>
       </w:rPr>
     </w:rPrDefault>
     <w:pPrDefault>
@@ -862,6 +638,13 @@
   <w:style w:type="paragraph" w:default="1" w:styleId="Normal">
     <w:name w:val="Normal"/>
     <w:qFormat/>
+    <w:pPr>
+      <w:bidi/>
+    </w:pPr>
+    <w:rPr>
+      <w:noProof/>
+      <w:lang w:bidi="ar-EG"/>
+    </w:rPr>
   </w:style>
   <w:style w:type="character" w:default="1" w:styleId="DefaultParagraphFont">
     <w:name w:val="Default Paragraph Font"/>
@@ -890,45 +673,11 @@
     <w:semiHidden/>
     <w:unhideWhenUsed/>
   </w:style>
-  <w:style w:type="character" w:styleId="Hyperlink">
-    <w:name w:val="Hyperlink"/>
-    <w:basedOn w:val="DefaultParagraphFont"/>
-    <w:uiPriority w:val="99"/>
-    <w:unhideWhenUsed/>
-    <w:rsid w:val="00CD02BE"/>
-    <w:rPr>
-      <w:color w:val="0563C1" w:themeColor="hyperlink"/>
-      <w:u w:val="single"/>
-    </w:rPr>
-  </w:style>
-  <w:style w:type="character" w:styleId="UnresolvedMention">
-    <w:name w:val="Unresolved Mention"/>
-    <w:basedOn w:val="DefaultParagraphFont"/>
-    <w:uiPriority w:val="99"/>
-    <w:semiHidden/>
-    <w:unhideWhenUsed/>
-    <w:rsid w:val="00CD02BE"/>
-    <w:rPr>
-      <w:color w:val="605E5C"/>
-      <w:shd w:val="clear" w:color="auto" w:fill="E1DFDD"/>
-    </w:rPr>
-  </w:style>
-  <w:style w:type="paragraph" w:styleId="ListParagraph">
-    <w:name w:val="List Paragraph"/>
-    <w:basedOn w:val="Normal"/>
-    <w:uiPriority w:val="34"/>
-    <w:qFormat/>
-    <w:rsid w:val="00CD02BE"/>
-    <w:pPr>
-      <w:ind w:left="720"/>
-      <w:contextualSpacing/>
-    </w:pPr>
-  </w:style>
 </w:styles>
 </file>
 
 <file path=word/theme/theme1.xml><?xml version="1.0" encoding="utf-8"?>
-<a:theme xmlns:a="http://schemas.openxmlformats.org/drawingml/2006/main" name="ערכת נושא Office">
+<a:theme xmlns:a="http://schemas.openxmlformats.org/drawingml/2006/main" name="Office Theme">
   <a:themeElements>
     <a:clrScheme name="Office">
       <a:dk1>
